--- a/data/outputs/v2/Physics/SS3.3_Introduction_to_Electronics/Physics_Introduction_to_Electronics_SummaryTable.docx
+++ b/data/outputs/v2/Physics/SS3.3_Introduction_to_Electronics/Physics_Introduction_to_Electronics_SummaryTable.docx
@@ -38,6 +38,177 @@
           <w:szCs w:val="22"/>
         </w:rPr>
         <w:t xml:space="preserve">Sub-Strand 3.3: Introduction to Electronics — Teacher Reference (Pre-filled)</w:t>
+      </w:r>
+    </w:p>
+    <w:p>
+      <w:pPr>
+        <w:spacing w:after="80" w:before="120"/>
+      </w:pPr>
+      <w:r>
+        <w:rPr>
+          <w:rFonts w:ascii="Arial" w:cs="Arial" w:eastAsia="Arial" w:hAnsi="Arial"/>
+          <w:b/>
+          <w:bCs/>
+          <w:color w:val="1F3864"/>
+          <w:sz w:val="20"/>
+          <w:szCs w:val="20"/>
+        </w:rPr>
+        <w:t xml:space="preserve">ATTRIBUTION AND LICENSING</w:t>
+      </w:r>
+    </w:p>
+    <w:p>
+      <w:pPr>
+        <w:spacing w:after="60" w:before="0"/>
+      </w:pPr>
+      <w:r>
+        <w:rPr>
+          <w:rFonts w:ascii="Arial" w:cs="Arial" w:eastAsia="Arial" w:hAnsi="Arial"/>
+          <w:b/>
+          <w:bCs/>
+          <w:sz w:val="17"/>
+          <w:szCs w:val="17"/>
+        </w:rPr>
+        <w:t xml:space="preserve">Curriculum Alignment: </w:t>
+      </w:r>
+      <w:r>
+        <w:rPr>
+          <w:rFonts w:ascii="Arial" w:cs="Arial" w:eastAsia="Arial" w:hAnsi="Arial"/>
+          <w:sz w:val="17"/>
+          <w:szCs w:val="17"/>
+        </w:rPr>
+        <w:t xml:space="preserve">Structured in pedagogical alignment with the competence-based curriculum format and learning outcomes established by the Kenya Institute of Curriculum Development (KICD). This material is independently developed and is not officially endorsed or published by KICD.</w:t>
+      </w:r>
+    </w:p>
+    <w:p>
+      <w:pPr>
+        <w:spacing w:after="60" w:before="0"/>
+      </w:pPr>
+      <w:r>
+        <w:rPr>
+          <w:rFonts w:ascii="Arial" w:cs="Arial" w:eastAsia="Arial" w:hAnsi="Arial"/>
+          <w:b/>
+          <w:bCs/>
+          <w:sz w:val="17"/>
+          <w:szCs w:val="17"/>
+        </w:rPr>
+        <w:t xml:space="preserve">Content &amp; Pedagogy: </w:t>
+      </w:r>
+      <w:r>
+        <w:rPr>
+          <w:rFonts w:ascii="Arial" w:cs="Arial" w:eastAsia="Arial" w:hAnsi="Arial"/>
+          <w:sz w:val="17"/>
+          <w:szCs w:val="17"/>
+        </w:rPr>
+        <w:t xml:space="preserve">Developed and adapted by the educator team at SeaVuria (registered 501(c)(3) in the United States and registered NGO in Kenya, No. 872-850A-BF11), who designed the pedagogical framework, lesson templates and exemplar lessons on which this material is based.</w:t>
+      </w:r>
+    </w:p>
+    <w:p>
+      <w:pPr>
+        <w:spacing w:after="60" w:before="0"/>
+      </w:pPr>
+      <w:r>
+        <w:rPr>
+          <w:rFonts w:ascii="Arial" w:cs="Arial" w:eastAsia="Arial" w:hAnsi="Arial"/>
+          <w:b/>
+          <w:bCs/>
+          <w:sz w:val="17"/>
+          <w:szCs w:val="17"/>
+        </w:rPr>
+        <w:t xml:space="preserve">Production &amp; Layout: </w:t>
+      </w:r>
+      <w:r>
+        <w:rPr>
+          <w:rFonts w:ascii="Arial" w:cs="Arial" w:eastAsia="Arial" w:hAnsi="Arial"/>
+          <w:sz w:val="17"/>
+          <w:szCs w:val="17"/>
+        </w:rPr>
+        <w:t xml:space="preserve">Educational design and curriculum sequencing by SeaVuria. Technical layout, structural formatting, and digital optimization/implementation executed in partnership with ARES Education (registered 501(c)(3) in the United States and Canada (as Afretech Aid) and registered NGO in Kenya), with lesson drafting and compilation assisted by AI (Claude, Anthropic).</w:t>
+      </w:r>
+    </w:p>
+    <w:p>
+      <w:pPr>
+        <w:pBdr>
+          <w:bottom w:val="single" w:color="1F3864" w:sz="6" w:space="6"/>
+        </w:pBdr>
+        <w:spacing w:after="60" w:before="0"/>
+      </w:pPr>
+      <w:r>
+        <w:rPr>
+          <w:rFonts w:ascii="Arial" w:cs="Arial" w:eastAsia="Arial" w:hAnsi="Arial"/>
+          <w:b/>
+          <w:bCs/>
+          <w:sz w:val="17"/>
+          <w:szCs w:val="17"/>
+        </w:rPr>
+        <w:t xml:space="preserve">Licensing &amp; Copyright: </w:t>
+      </w:r>
+      <w:r>
+        <w:rPr>
+          <w:rFonts w:ascii="Arial" w:cs="Arial" w:eastAsia="Arial" w:hAnsi="Arial"/>
+          <w:sz w:val="17"/>
+          <w:szCs w:val="17"/>
+        </w:rPr>
+        <w:t xml:space="preserve">© 2026 SeaVuria and ARES. This work is licensed under a </w:t>
+      </w:r>
+      <w:hyperlink w:history="1" r:id="rIdc9lulyzizez-ue5i5qpcc">
+        <w:r>
+          <w:rPr>
+            <w:rFonts w:ascii="Arial" w:cs="Arial" w:eastAsia="Arial" w:hAnsi="Arial"/>
+            <w:color w:val="1F6B75"/>
+            <w:sz w:val="17"/>
+            <w:szCs w:val="17"/>
+            <w:u w:val="single" w:color="1F6B75"/>
+          </w:rPr>
+          <w:t xml:space="preserve">Creative Commons Attribution-NonCommercial 4.0 International License</w:t>
+        </w:r>
+      </w:hyperlink>
+      <w:r>
+        <w:rPr>
+          <w:rFonts w:ascii="Arial" w:cs="Arial" w:eastAsia="Arial" w:hAnsi="Arial"/>
+          <w:sz w:val="17"/>
+          <w:szCs w:val="17"/>
+        </w:rPr>
+        <w:t xml:space="preserve"> (</w:t>
+      </w:r>
+      <w:hyperlink w:history="1" r:id="rId703nyvijosukmkoaiuje5">
+        <w:r>
+          <w:rPr>
+            <w:rFonts w:ascii="Arial" w:cs="Arial" w:eastAsia="Arial" w:hAnsi="Arial"/>
+            <w:color w:val="1F6B75"/>
+            <w:sz w:val="17"/>
+            <w:szCs w:val="17"/>
+            <w:u w:val="single" w:color="1F6B75"/>
+          </w:rPr>
+          <w:t xml:space="preserve">CC BY-NC 4.0</w:t>
+        </w:r>
+      </w:hyperlink>
+      <w:r>
+        <w:rPr>
+          <w:rFonts w:ascii="Arial" w:cs="Arial" w:eastAsia="Arial" w:hAnsi="Arial"/>
+          <w:sz w:val="17"/>
+          <w:szCs w:val="17"/>
+        </w:rPr>
+        <w:t xml:space="preserve">). To view a copy of this license, visit </w:t>
+      </w:r>
+      <w:hyperlink w:history="1" r:id="rIddif7it3c0fl10uhgely_-">
+        <w:r>
+          <w:rPr>
+            <w:rFonts w:ascii="Arial" w:cs="Arial" w:eastAsia="Arial" w:hAnsi="Arial"/>
+            <w:color w:val="1F6B75"/>
+            <w:sz w:val="17"/>
+            <w:szCs w:val="17"/>
+            <w:u w:val="single" w:color="1F6B75"/>
+          </w:rPr>
+          <w:t xml:space="preserve">https://creativecommons.org/licenses/by-nc/4.0/</w:t>
+        </w:r>
+      </w:hyperlink>
+      <w:r>
+        <w:rPr>
+          <w:rFonts w:ascii="Arial" w:cs="Arial" w:eastAsia="Arial" w:hAnsi="Arial"/>
+          <w:sz w:val="17"/>
+          <w:szCs w:val="17"/>
+        </w:rPr>
+        <w:t xml:space="preserve">. You are free to copy, redistribute, and adapt this material in any medium or format, provided appropriate credit is given and the material is not used for commercial purposes. KICD learning outcomes and curriculum designations reproduced here for alignment purposes remain the property of KICD and are not covered by this license. Linked external resources (e.g. CK-12, Khan Academy, PhET) are subject to their own licenses.</w:t>
       </w:r>
     </w:p>
     <w:p>

--- a/data/outputs/v2/Physics/SS3.3_Introduction_to_Electronics/Physics_Introduction_to_Electronics_SummaryTable.docx
+++ b/data/outputs/v2/Physics/SS3.3_Introduction_to_Electronics/Physics_Introduction_to_Electronics_SummaryTable.docx
@@ -38,177 +38,6 @@
           <w:szCs w:val="22"/>
         </w:rPr>
         <w:t xml:space="preserve">Sub-Strand 3.3: Introduction to Electronics — Teacher Reference (Pre-filled)</w:t>
-      </w:r>
-    </w:p>
-    <w:p>
-      <w:pPr>
-        <w:spacing w:after="80" w:before="120"/>
-      </w:pPr>
-      <w:r>
-        <w:rPr>
-          <w:rFonts w:ascii="Arial" w:cs="Arial" w:eastAsia="Arial" w:hAnsi="Arial"/>
-          <w:b/>
-          <w:bCs/>
-          <w:color w:val="1F3864"/>
-          <w:sz w:val="20"/>
-          <w:szCs w:val="20"/>
-        </w:rPr>
-        <w:t xml:space="preserve">ATTRIBUTION AND LICENSING</w:t>
-      </w:r>
-    </w:p>
-    <w:p>
-      <w:pPr>
-        <w:spacing w:after="60" w:before="0"/>
-      </w:pPr>
-      <w:r>
-        <w:rPr>
-          <w:rFonts w:ascii="Arial" w:cs="Arial" w:eastAsia="Arial" w:hAnsi="Arial"/>
-          <w:b/>
-          <w:bCs/>
-          <w:sz w:val="17"/>
-          <w:szCs w:val="17"/>
-        </w:rPr>
-        <w:t xml:space="preserve">Curriculum Alignment: </w:t>
-      </w:r>
-      <w:r>
-        <w:rPr>
-          <w:rFonts w:ascii="Arial" w:cs="Arial" w:eastAsia="Arial" w:hAnsi="Arial"/>
-          <w:sz w:val="17"/>
-          <w:szCs w:val="17"/>
-        </w:rPr>
-        <w:t xml:space="preserve">Structured in pedagogical alignment with the competence-based curriculum format and learning outcomes established by the Kenya Institute of Curriculum Development (KICD). This material is independently developed and is not officially endorsed or published by KICD.</w:t>
-      </w:r>
-    </w:p>
-    <w:p>
-      <w:pPr>
-        <w:spacing w:after="60" w:before="0"/>
-      </w:pPr>
-      <w:r>
-        <w:rPr>
-          <w:rFonts w:ascii="Arial" w:cs="Arial" w:eastAsia="Arial" w:hAnsi="Arial"/>
-          <w:b/>
-          <w:bCs/>
-          <w:sz w:val="17"/>
-          <w:szCs w:val="17"/>
-        </w:rPr>
-        <w:t xml:space="preserve">Content &amp; Pedagogy: </w:t>
-      </w:r>
-      <w:r>
-        <w:rPr>
-          <w:rFonts w:ascii="Arial" w:cs="Arial" w:eastAsia="Arial" w:hAnsi="Arial"/>
-          <w:sz w:val="17"/>
-          <w:szCs w:val="17"/>
-        </w:rPr>
-        <w:t xml:space="preserve">Developed and adapted by the educator team at SeaVuria (registered 501(c)(3) in the United States and registered NGO in Kenya, No. 872-850A-BF11), who designed the pedagogical framework, lesson templates and exemplar lessons on which this material is based.</w:t>
-      </w:r>
-    </w:p>
-    <w:p>
-      <w:pPr>
-        <w:spacing w:after="60" w:before="0"/>
-      </w:pPr>
-      <w:r>
-        <w:rPr>
-          <w:rFonts w:ascii="Arial" w:cs="Arial" w:eastAsia="Arial" w:hAnsi="Arial"/>
-          <w:b/>
-          <w:bCs/>
-          <w:sz w:val="17"/>
-          <w:szCs w:val="17"/>
-        </w:rPr>
-        <w:t xml:space="preserve">Production &amp; Layout: </w:t>
-      </w:r>
-      <w:r>
-        <w:rPr>
-          <w:rFonts w:ascii="Arial" w:cs="Arial" w:eastAsia="Arial" w:hAnsi="Arial"/>
-          <w:sz w:val="17"/>
-          <w:szCs w:val="17"/>
-        </w:rPr>
-        <w:t xml:space="preserve">Educational design and curriculum sequencing by SeaVuria. Technical layout, structural formatting, and digital optimization/implementation executed in partnership with ARES Education (registered 501(c)(3) in the United States and Canada (as Afretech Aid) and registered NGO in Kenya), with lesson drafting and compilation assisted by AI (Claude, Anthropic).</w:t>
-      </w:r>
-    </w:p>
-    <w:p>
-      <w:pPr>
-        <w:pBdr>
-          <w:bottom w:val="single" w:color="1F3864" w:sz="6" w:space="6"/>
-        </w:pBdr>
-        <w:spacing w:after="60" w:before="0"/>
-      </w:pPr>
-      <w:r>
-        <w:rPr>
-          <w:rFonts w:ascii="Arial" w:cs="Arial" w:eastAsia="Arial" w:hAnsi="Arial"/>
-          <w:b/>
-          <w:bCs/>
-          <w:sz w:val="17"/>
-          <w:szCs w:val="17"/>
-        </w:rPr>
-        <w:t xml:space="preserve">Licensing &amp; Copyright: </w:t>
-      </w:r>
-      <w:r>
-        <w:rPr>
-          <w:rFonts w:ascii="Arial" w:cs="Arial" w:eastAsia="Arial" w:hAnsi="Arial"/>
-          <w:sz w:val="17"/>
-          <w:szCs w:val="17"/>
-        </w:rPr>
-        <w:t xml:space="preserve">© 2026 SeaVuria and ARES. This work is licensed under a </w:t>
-      </w:r>
-      <w:hyperlink w:history="1" r:id="rIdc9lulyzizez-ue5i5qpcc">
-        <w:r>
-          <w:rPr>
-            <w:rFonts w:ascii="Arial" w:cs="Arial" w:eastAsia="Arial" w:hAnsi="Arial"/>
-            <w:color w:val="1F6B75"/>
-            <w:sz w:val="17"/>
-            <w:szCs w:val="17"/>
-            <w:u w:val="single" w:color="1F6B75"/>
-          </w:rPr>
-          <w:t xml:space="preserve">Creative Commons Attribution-NonCommercial 4.0 International License</w:t>
-        </w:r>
-      </w:hyperlink>
-      <w:r>
-        <w:rPr>
-          <w:rFonts w:ascii="Arial" w:cs="Arial" w:eastAsia="Arial" w:hAnsi="Arial"/>
-          <w:sz w:val="17"/>
-          <w:szCs w:val="17"/>
-        </w:rPr>
-        <w:t xml:space="preserve"> (</w:t>
-      </w:r>
-      <w:hyperlink w:history="1" r:id="rId703nyvijosukmkoaiuje5">
-        <w:r>
-          <w:rPr>
-            <w:rFonts w:ascii="Arial" w:cs="Arial" w:eastAsia="Arial" w:hAnsi="Arial"/>
-            <w:color w:val="1F6B75"/>
-            <w:sz w:val="17"/>
-            <w:szCs w:val="17"/>
-            <w:u w:val="single" w:color="1F6B75"/>
-          </w:rPr>
-          <w:t xml:space="preserve">CC BY-NC 4.0</w:t>
-        </w:r>
-      </w:hyperlink>
-      <w:r>
-        <w:rPr>
-          <w:rFonts w:ascii="Arial" w:cs="Arial" w:eastAsia="Arial" w:hAnsi="Arial"/>
-          <w:sz w:val="17"/>
-          <w:szCs w:val="17"/>
-        </w:rPr>
-        <w:t xml:space="preserve">). To view a copy of this license, visit </w:t>
-      </w:r>
-      <w:hyperlink w:history="1" r:id="rIddif7it3c0fl10uhgely_-">
-        <w:r>
-          <w:rPr>
-            <w:rFonts w:ascii="Arial" w:cs="Arial" w:eastAsia="Arial" w:hAnsi="Arial"/>
-            <w:color w:val="1F6B75"/>
-            <w:sz w:val="17"/>
-            <w:szCs w:val="17"/>
-            <w:u w:val="single" w:color="1F6B75"/>
-          </w:rPr>
-          <w:t xml:space="preserve">https://creativecommons.org/licenses/by-nc/4.0/</w:t>
-        </w:r>
-      </w:hyperlink>
-      <w:r>
-        <w:rPr>
-          <w:rFonts w:ascii="Arial" w:cs="Arial" w:eastAsia="Arial" w:hAnsi="Arial"/>
-          <w:sz w:val="17"/>
-          <w:szCs w:val="17"/>
-        </w:rPr>
-        <w:t xml:space="preserve">. You are free to copy, redistribute, and adapt this material in any medium or format, provided appropriate credit is given and the material is not used for commercial purposes. KICD learning outcomes and curriculum designations reproduced here for alignment purposes remain the property of KICD and are not covered by this license. Linked external resources (e.g. CK-12, Khan Academy, PhET) are subject to their own licenses.</w:t>
       </w:r>
     </w:p>
     <w:p>
@@ -1699,6 +1528,185 @@
         </w:tc>
       </w:tr>
     </w:tbl>
+    <w:p>
+      <w:pPr>
+        <w:spacing w:after="120"/>
+      </w:pPr>
+      <w:r>
+        <w:t xml:space="preserve"/>
+      </w:r>
+    </w:p>
+    <w:p>
+      <w:pPr>
+        <w:spacing w:after="80" w:before="120"/>
+      </w:pPr>
+      <w:r>
+        <w:rPr>
+          <w:rFonts w:ascii="Arial" w:cs="Arial" w:eastAsia="Arial" w:hAnsi="Arial"/>
+          <w:b/>
+          <w:bCs/>
+          <w:color w:val="1F3864"/>
+          <w:sz w:val="20"/>
+          <w:szCs w:val="20"/>
+        </w:rPr>
+        <w:t xml:space="preserve">ATTRIBUTION AND LICENSING</w:t>
+      </w:r>
+    </w:p>
+    <w:p>
+      <w:pPr>
+        <w:spacing w:after="60" w:before="0"/>
+      </w:pPr>
+      <w:r>
+        <w:rPr>
+          <w:rFonts w:ascii="Arial" w:cs="Arial" w:eastAsia="Arial" w:hAnsi="Arial"/>
+          <w:b/>
+          <w:bCs/>
+          <w:sz w:val="17"/>
+          <w:szCs w:val="17"/>
+        </w:rPr>
+        <w:t xml:space="preserve">Curriculum Alignment: </w:t>
+      </w:r>
+      <w:r>
+        <w:rPr>
+          <w:rFonts w:ascii="Arial" w:cs="Arial" w:eastAsia="Arial" w:hAnsi="Arial"/>
+          <w:sz w:val="17"/>
+          <w:szCs w:val="17"/>
+        </w:rPr>
+        <w:t xml:space="preserve">Structured in pedagogical alignment with the competence-based curriculum format and learning outcomes established by the Kenya Institute of Curriculum Development (KICD). This material is independently developed and is not officially endorsed or published by KICD.</w:t>
+      </w:r>
+    </w:p>
+    <w:p>
+      <w:pPr>
+        <w:spacing w:after="60" w:before="0"/>
+      </w:pPr>
+      <w:r>
+        <w:rPr>
+          <w:rFonts w:ascii="Arial" w:cs="Arial" w:eastAsia="Arial" w:hAnsi="Arial"/>
+          <w:b/>
+          <w:bCs/>
+          <w:sz w:val="17"/>
+          <w:szCs w:val="17"/>
+        </w:rPr>
+        <w:t xml:space="preserve">Content &amp; Pedagogy: </w:t>
+      </w:r>
+      <w:r>
+        <w:rPr>
+          <w:rFonts w:ascii="Arial" w:cs="Arial" w:eastAsia="Arial" w:hAnsi="Arial"/>
+          <w:sz w:val="17"/>
+          <w:szCs w:val="17"/>
+        </w:rPr>
+        <w:t xml:space="preserve">Developed and adapted by the educator team at SeaVuria (registered 501(c)(3) in the United States and registered NGO in Kenya, No. 872-850A-BF11), who designed the pedagogical framework, lesson templates and exemplar lessons on which this material is based.</w:t>
+      </w:r>
+    </w:p>
+    <w:p>
+      <w:pPr>
+        <w:spacing w:after="60" w:before="0"/>
+      </w:pPr>
+      <w:r>
+        <w:rPr>
+          <w:rFonts w:ascii="Arial" w:cs="Arial" w:eastAsia="Arial" w:hAnsi="Arial"/>
+          <w:b/>
+          <w:bCs/>
+          <w:sz w:val="17"/>
+          <w:szCs w:val="17"/>
+        </w:rPr>
+        <w:t xml:space="preserve">Production &amp; Layout: </w:t>
+      </w:r>
+      <w:r>
+        <w:rPr>
+          <w:rFonts w:ascii="Arial" w:cs="Arial" w:eastAsia="Arial" w:hAnsi="Arial"/>
+          <w:sz w:val="17"/>
+          <w:szCs w:val="17"/>
+        </w:rPr>
+        <w:t xml:space="preserve">Educational design and curriculum sequencing by SeaVuria. Technical layout, structural formatting, and digital optimization/implementation executed in partnership with ARES Education (registered 501(c)(3) in the United States and Canada (as Afretech Aid) and registered NGO in Kenya), with lesson drafting and compilation assisted by AI (Claude, Anthropic).</w:t>
+      </w:r>
+    </w:p>
+    <w:p>
+      <w:pPr>
+        <w:pBdr>
+          <w:bottom w:val="single" w:color="1F3864" w:sz="6" w:space="6"/>
+        </w:pBdr>
+        <w:spacing w:after="60" w:before="0"/>
+      </w:pPr>
+      <w:r>
+        <w:rPr>
+          <w:rFonts w:ascii="Arial" w:cs="Arial" w:eastAsia="Arial" w:hAnsi="Arial"/>
+          <w:b/>
+          <w:bCs/>
+          <w:sz w:val="17"/>
+          <w:szCs w:val="17"/>
+        </w:rPr>
+        <w:t xml:space="preserve">Licensing &amp; Copyright: </w:t>
+      </w:r>
+      <w:r>
+        <w:rPr>
+          <w:rFonts w:ascii="Arial" w:cs="Arial" w:eastAsia="Arial" w:hAnsi="Arial"/>
+          <w:sz w:val="17"/>
+          <w:szCs w:val="17"/>
+        </w:rPr>
+        <w:t xml:space="preserve">© 2026 SeaVuria and ARES. This work is licensed under a </w:t>
+      </w:r>
+      <w:hyperlink w:history="1" r:id="rIddfk7f0hbaxicrloghdyiy">
+        <w:r>
+          <w:rPr>
+            <w:rFonts w:ascii="Arial" w:cs="Arial" w:eastAsia="Arial" w:hAnsi="Arial"/>
+            <w:color w:val="1F6B75"/>
+            <w:sz w:val="17"/>
+            <w:szCs w:val="17"/>
+            <w:u w:val="single" w:color="1F6B75"/>
+          </w:rPr>
+          <w:t xml:space="preserve">Creative Commons Attribution-NonCommercial 4.0 International License</w:t>
+        </w:r>
+      </w:hyperlink>
+      <w:r>
+        <w:rPr>
+          <w:rFonts w:ascii="Arial" w:cs="Arial" w:eastAsia="Arial" w:hAnsi="Arial"/>
+          <w:sz w:val="17"/>
+          <w:szCs w:val="17"/>
+        </w:rPr>
+        <w:t xml:space="preserve"> (</w:t>
+      </w:r>
+      <w:hyperlink w:history="1" r:id="rIdzge_syluyv6lhischncx2">
+        <w:r>
+          <w:rPr>
+            <w:rFonts w:ascii="Arial" w:cs="Arial" w:eastAsia="Arial" w:hAnsi="Arial"/>
+            <w:color w:val="1F6B75"/>
+            <w:sz w:val="17"/>
+            <w:szCs w:val="17"/>
+            <w:u w:val="single" w:color="1F6B75"/>
+          </w:rPr>
+          <w:t xml:space="preserve">CC BY-NC 4.0</w:t>
+        </w:r>
+      </w:hyperlink>
+      <w:r>
+        <w:rPr>
+          <w:rFonts w:ascii="Arial" w:cs="Arial" w:eastAsia="Arial" w:hAnsi="Arial"/>
+          <w:sz w:val="17"/>
+          <w:szCs w:val="17"/>
+        </w:rPr>
+        <w:t xml:space="preserve">). To view a copy of this license, visit </w:t>
+      </w:r>
+      <w:hyperlink w:history="1" r:id="rIdcbyb3-wetq7f4vdopes2u">
+        <w:r>
+          <w:rPr>
+            <w:rFonts w:ascii="Arial" w:cs="Arial" w:eastAsia="Arial" w:hAnsi="Arial"/>
+            <w:color w:val="1F6B75"/>
+            <w:sz w:val="17"/>
+            <w:szCs w:val="17"/>
+            <w:u w:val="single" w:color="1F6B75"/>
+          </w:rPr>
+          <w:t xml:space="preserve">https://creativecommons.org/licenses/by-nc/4.0/</w:t>
+        </w:r>
+      </w:hyperlink>
+      <w:r>
+        <w:rPr>
+          <w:rFonts w:ascii="Arial" w:cs="Arial" w:eastAsia="Arial" w:hAnsi="Arial"/>
+          <w:sz w:val="17"/>
+          <w:szCs w:val="17"/>
+        </w:rPr>
+        <w:t xml:space="preserve">. You are free to copy, redistribute, and adapt this material in any medium or format, provided appropriate credit is given and the material is not used for commercial purposes. KICD learning outcomes and curriculum designations reproduced here for alignment purposes remain the property of KICD and are not covered by this license. Linked external resources (e.g. CK-12, Khan Academy, PhET) are subject to their own licenses.</w:t>
+      </w:r>
+    </w:p>
     <w:sectPr>
       <w:pgSz w:w="15840" w:h="12240" w:orient="landscape"/>
       <w:pgMar w:top="1080" w:right="1080" w:bottom="1080" w:left="1080" w:header="708" w:footer="708" w:gutter="0"/>

--- a/data/outputs/v2/Physics/SS3.3_Introduction_to_Electronics/Physics_Introduction_to_Electronics_SummaryTable.docx
+++ b/data/outputs/v2/Physics/SS3.3_Introduction_to_Electronics/Physics_Introduction_to_Electronics_SummaryTable.docx
@@ -564,7 +564,7 @@
                 <w:sz w:val="18"/>
                 <w:szCs w:val="18"/>
               </w:rPr>
-              <w:t xml:space="preserve">Students examined voltage and current readings from a Kajiado farm solar panel recorded at 7 a.m. (cool, ~18 °C) and 2 p.m. (hot, ~38 °C). Data consistently showed higher power output in the morning despite brighter afternoon sunlight. Students also sorted household and lab materials (copper wire, rubber, graphite pencil rod, distilled water, salt water, silicon wafer) into 'conductor', 'insulator', or 'unsure' using a simple circuit tester, discovering that silicon and other materials did not fit neatly into either category.</w:t>
+              <w:t xml:space="preserve">Using a 1.5 V conductivity-testing circuit, we tested copper wire, plastic sufuria handle, graphite pencil lead, steel nail, rubber eraser, and a silicon chip. The LED was fully bright for copper and steel (conductors), fully off for plastic and rubber (insulators), and glowed DIMLY for graphite and silicon. This means silicon and graphite are neither full conductors nor full insulators.</w:t>
             </w:r>
           </w:p>
         </w:tc>
@@ -596,7 +596,7 @@
                 <w:sz w:val="18"/>
                 <w:szCs w:val="18"/>
               </w:rPr>
-              <w:t xml:space="preserve">Materials that conduct electricity partially — with electrical conductivity between that of conductors and insulators — are called SEMICONDUCTORS. Silicon is a semiconductor. At room temperature it conducts some current; at very low temperatures it behaves almost like an insulator. This dual behaviour is the first clue to the Kajiado solar panel puzzle. The conductivity of a semiconductor increases with temperature (unlike metals, which become more resistive when hot). Key vocabulary established: conductor, insulator, semiconductor, resistivity, silicon (Si), germanium (Ge).</w:t>
+              <w:t xml:space="preserve">Materials that conduct electricity partially — with conductivity between conductors and insulators — are called SEMICONDUCTORS. Silicon is a semiconductor. Its conductivity can change depending on conditions such as temperature and light. This is why the solar panel on Mama Akinyi's farm in Kajiado behaves differently in the morning (18 °C) versus the afternoon (35 °C).</w:t>
             </w:r>
           </w:p>
         </w:tc>
@@ -628,7 +628,7 @@
                 <w:sz w:val="18"/>
                 <w:szCs w:val="18"/>
               </w:rPr>
-              <w:t xml:space="preserve">Pedagogical note — this lesson is purely phenomenon-anchoring; resist the urge to over-explain mechanisms. The goal is productive confusion. Cold-call at least 4 students to articulate what surprised them. Post their unanswered questions directly onto the Driving Question Board (DQB). Expected misconception to surface and park (do not resolve yet): 'More sunlight = more power always.' Validate the observation, then ask, 'What else is changing between morning and afternoon besides light intensity?' Wait 30 seconds before taking responses.</w:t>
+              <w:t xml:space="preserve">We cannot yet fully explain WHY silicon's conductivity changes with temperature, or why this makes the solar panel less efficient when it is hotter. To explain this, we need a new model of how electrons are arranged inside solid materials — the energy band model. This will be our focus in Lesson 2.</w:t>
             </w:r>
           </w:p>
         </w:tc>
@@ -681,7 +681,7 @@
                 <w:sz w:val="18"/>
                 <w:szCs w:val="18"/>
               </w:rPr>
-              <w:t xml:space="preserve">Atomic Structure of Silicon — Covalent Bonding and the Crystal Lattice</w:t>
+              <w:t xml:space="preserve">Energy Bands and the In-Between World of Silicon</w:t>
             </w:r>
           </w:p>
         </w:tc>
@@ -713,7 +713,7 @@
                 <w:sz w:val="18"/>
                 <w:szCs w:val="18"/>
               </w:rPr>
-              <w:t xml:space="preserve">Students built physical or digital models of silicon atoms (atomic number 14, four valence electrons) and arranged them into a tetrahedral covalent lattice, mimicking the diamond-cubic crystal structure. They observed that every silicon atom shares all four valence electrons with four neighbours, leaving no electrons obviously 'free' to carry current — yet the Lesson 1 circuit tester showed silicon does conduct a little. Students then compared the silicon lattice model to a copper lattice (one free electron per atom) and a rubber polymer model (electrons tightly localised).</w:t>
+              <w:t xml:space="preserve">In our circuit tests from Lesson 1, silicon allowed only a faint flicker of current — less than copper but more than plastic. Today we looked at the band diagram for silicon and saw that its band gap is small but not zero — about 1.1 eV. A few electrons can jump across when they receive energy from light or heat.</w:t>
             </w:r>
           </w:p>
         </w:tc>
@@ -745,7 +745,7 @@
                 <w:sz w:val="18"/>
                 <w:szCs w:val="18"/>
               </w:rPr>
-              <w:t xml:space="preserve">Silicon's four valence electrons form four covalent bonds with neighbouring silicon atoms in a rigid, three-dimensional crystal lattice. At absolute zero (0 K) all electrons are locked in bonds — silicon would be a perfect insulator. At room temperature, random thermal vibrations occasionally break a covalent bond, freeing an electron and leaving behind a positively charged 'hole'. Both the free electron and the hole can move through the lattice and carry charge. The higher the temperature, the more bond-breaking occurs, so conductivity rises with temperature. This explains the semiconductor identity observed in Lesson 1.</w:t>
+              <w:t xml:space="preserve">All solid materials have a valence band (where electrons are normally held) and a conduction band (where electrons can move freely). The size of the band gap determines conductivity. Metals have overlapping bands — no gap. Insulators have a very large gap. Semiconductors like silicon have a small gap, matched to the energy of visible light photons, which is why a solar panel made of silicon can convert sunlight into electricity.</w:t>
             </w:r>
           </w:p>
         </w:tc>
@@ -777,7 +777,7 @@
                 <w:sz w:val="18"/>
                 <w:szCs w:val="18"/>
               </w:rPr>
-              <w:t xml:space="preserve">Pedagogical note — use the analogy of githeri on a jiko: at low heat (low temperature) the maize kernels (electrons) stay tightly packed; as heat increases, kernels 'pop' free (thermal generation of electron-hole pairs). Have students draw the covalent lattice with at least 5 silicon atoms and mark one broken bond with a free electron (e⁻) and a hole (h⁺). Connect back to DQB: 'We now know WHY silicon conducts a little — but does this explain the afternoon power drop yet?' (Answer: partially — more heat → more free carriers, so conductivity should improve, yet panel power drops. Flag this tension explicitly.)</w:t>
+              <w:t xml:space="preserve">We can now explain why silicon conducts electricity at all: sunlight provides enough energy to push electrons across the small silicon band gap into the conduction band, where they can flow as electric current. This is the first layer of the Kajiado solar panel explanation. We cannot yet explain why high afternoon temperatures reduce power output — that puzzle will be investigated in Lesson 3 using the idea of electron-hole pairs in pure silicon.</w:t>
             </w:r>
           </w:p>
         </w:tc>
@@ -862,7 +862,7 @@
                 <w:sz w:val="18"/>
                 <w:szCs w:val="18"/>
               </w:rPr>
-              <w:t xml:space="preserve">Students examined energy band diagrams for a conductor (copper), insulator (rubber/SiO₂), and semiconductor (silicon), comparing band-gap sizes. A simulation (or teacher-drawn diagram) showed electrons in silicon jumping the ~1.1 eV band gap when thermal energy is supplied, landing in the conduction band and leaving holes in the valence band. Students plotted a sketch graph of conductivity vs. temperature for silicon vs. copper, noting the opposite trends.</w:t>
+              <w:t xml:space="preserve">Learners analysed a temperature-vs-power graph for a silicon solar panel (based on the Kajiado farm phenomenon), observed that power output drops as temperature rises from 18 °C to 35 °C, and noted from a band-gap data table that silicon occupies an intermediate energy gap (~1.12 eV) between conductors (0 eV) and insulators (~8 eV).</w:t>
             </w:r>
           </w:p>
         </w:tc>
@@ -894,7 +894,7 @@
                 <w:sz w:val="18"/>
                 <w:szCs w:val="18"/>
               </w:rPr>
-              <w:t xml:space="preserve">Solids can be classified by their energy band structure: conductors have overlapping or partially filled conduction and valence bands (band gap ≈ 0 eV); insulators have a large band gap (&gt; 5 eV) that electrons cannot cross at ordinary temperatures; semiconductors have a small but non-zero band gap (silicon: ~1.1 eV, germanium: ~0.67 eV) that electrons can cross with moderate thermal or photon energy. When an electron crosses the gap it becomes a free carrier in the conduction band; the vacancy it leaves in the valence band is the hole. In an intrinsic (pure) semiconductor, free electrons and holes are always generated in equal numbers. Increasing temperature increases the number of electron-hole pairs — increasing conductivity. This is the OPPOSITE trend to metals.</w:t>
+              <w:t xml:space="preserve">Learners learned that solids can be classified by their energy band structure: conductors have overlapping or partially filled bands with no gap; insulators have a large band gap that electrons cannot cross at room temperature; intrinsic semiconductors like silicon have a moderate band gap (~1.12 eV) that allows a small number of electrons to be thermally promoted to the conduction band, creating electron-hole pairs. Increasing temperature increases carrier density but decreases carrier mobility due to lattice vibrations, causing a net drop in open-circuit voltage and panel power output.</w:t>
             </w:r>
           </w:p>
         </w:tc>
@@ -926,7 +926,7 @@
                 <w:sz w:val="18"/>
                 <w:szCs w:val="18"/>
               </w:rPr>
-              <w:t xml:space="preserve">Pedagogical note — the band gap concept is the most abstract in this sub-strand. Anchor it concretely: 1.1 eV is approximately the energy of a near-infrared photon — this is why silicon absorbs sunlight and is useful in solar panels. Draw the band diagram on the board and require every student to copy and label it (formative check). Cold-call 3 students to predict: 'If silicon's band gap were 5 eV like glass, could it be used in a solar panel?' Expected answer: No — visible light photons (~1.8–3.1 eV) would still be enough, but the point is that a very large gap means most photons cannot excite electrons. Also revisit the copper-vs-silicon conductivity graph: metal conductivity FALLS with temperature (more lattice vibrations scatter electrons); semiconductor conductivity RISES. Post this distinction on the DQB as a partial answer to the driving question.</w:t>
+              <w:t xml:space="preserve">Using the energy band model, learners can now partially explain the anchoring phenomenon: the Kajiado solar panel produces less power on a hot afternoon (35 °C) than on a cool morning (18 °C) because, although higher temperature promotes more electrons across silicon's band gap, it simultaneously increases lattice vibrations that scatter charge carriers, reducing their mobility and lowering the panel's output voltage more than the slight current increase can compensate. Silicon's band gap of 1.12 eV gives it its semiconductor identity — it is neither a free conductor like the copper in Nairobi's power lines nor an insulator like the rubber coating those lines.</w:t>
             </w:r>
           </w:p>
         </w:tc>
@@ -1011,7 +1011,7 @@
                 <w:sz w:val="18"/>
                 <w:szCs w:val="18"/>
               </w:rPr>
-              <w:t xml:space="preserve">Students examined diagrams showing a phosphorus atom (5 valence electrons) substituted into the silicon lattice. The fifth electron has no bond partner and is only weakly held — it becomes a free electron at room temperature without needing to break a covalent bond. Students then examined a boron atom (3 valence electrons) substituted into the lattice: the missing fourth bond creates a hole at room temperature. Comparing resistivity values of pure silicon (~640 Ω·m) vs. phosphorus-doped silicon (~0.01 Ω·m) made the dramatic effect of doping vivid.</w:t>
+              <w:t xml:space="preserve">Colour-annotated silicon lattice diagrams showing phosphorus (donor) atoms with a free red-dot electron and boron (acceptor) atoms with a blue-circle hole; a plotted graph showing that resistivity decreases as doping concentration increases in phosphorus-doped silicon.</w:t>
             </w:r>
           </w:p>
         </w:tc>
@@ -1043,7 +1043,7 @@
                 <w:sz w:val="18"/>
                 <w:szCs w:val="18"/>
               </w:rPr>
-              <w:t xml:space="preserve">Doping is the deliberate addition of a tiny quantity of impurity atoms to a pure (intrinsic) silicon crystal to control its conductivity. (1) N-TYPE semiconductor: doping with a Group V element such as phosphorus (P) or arsenic (As) donates one extra free electron per dopant atom. The dopant is called a DONOR. Majority carriers are electrons; minority carriers are holes. (2) P-TYPE semiconductor: doping with a Group III element such as boron (B) or aluminium (Al) creates one hole per dopant atom. The dopant is called an ACCEPTOR. Majority carriers are holes; minority carriers are electrons. Doping concentrations of even 1 part per million can increase conductivity by factors of thousands. The silicon in Kajiado solar panels is made of layers of n-type and p-type doped silicon.</w:t>
+              <w:t xml:space="preserve">Doping is the deliberate addition of impurity atoms to pure silicon to control its conductivity. Phosphorus (Group V) donates a free electron, creating n-type silicon where electrons are the majority charge carriers. Boron (Group III) creates a hole (missing electron), producing p-type silicon where holes are the majority charge carriers. The higher the doping concentration, the lower the resistivity — making doped silicon far more conductive than pure (intrinsic) silicon.</w:t>
             </w:r>
           </w:p>
         </w:tc>
@@ -1075,7 +1075,7 @@
                 <w:sz w:val="18"/>
                 <w:szCs w:val="18"/>
               </w:rPr>
-              <w:t xml:space="preserve">Pedagogical note — a powerful Kenya-context analogy: doping silicon with phosphorus is like adding a pinch of salt (chumvi) to ugali water — a tiny addition dramatically changes the electrical 'flavour' (conductivity) of the whole batch. Stress that doped silicon is still electrically neutral overall; doping changes the TYPE and NUMBER of charge carriers, not the net charge. Common misconception to address: 'N-type silicon is negatively charged.' Explicitly correct this. Have students draw both n-type and p-type lattice diagrams labelling donor/acceptor atoms, majority carriers, and minority carriers. Connect to DQB: 'Doping creates the two layers of the solar panel — but how does the panel actually push current out?' (Sets up Lesson 5.)</w:t>
+              <w:t xml:space="preserve">The silicon in the Kajiado solar panel is not pure — it is a precisely engineered combination of n-type and p-type silicon. This doping is what allows the panel to conduct electricity in a controlled direction. In Lesson 5 we will investigate what happens at the boundary between the n-type and p-type regions (the p-n junction) to explain why current flows only one way — and why high afternoon temperatures in Kajiado reduce the panel's power output.</w:t>
             </w:r>
           </w:p>
         </w:tc>
@@ -1128,7 +1128,7 @@
                 <w:sz w:val="18"/>
                 <w:szCs w:val="18"/>
               </w:rPr>
-              <w:t xml:space="preserve">The P-N Junction — How a Boundary Between Two Silicon Types Becomes a One-Way Gate</w:t>
+              <w:t xml:space="preserve">PhET Semiconductor Lab: Exploring p-n Junctions, Bias, and Temperature Effects</w:t>
             </w:r>
           </w:p>
         </w:tc>
@@ -1160,7 +1160,7 @@
                 <w:sz w:val="18"/>
                 <w:szCs w:val="18"/>
               </w:rPr>
-              <w:t xml:space="preserve">Students used a diagram or simulation to observe what happens when p-type and n-type silicon are joined: electrons diffuse from n-type into p-type and holes diffuse from p-type into n-type near the boundary, creating a depleted region (the DEPLETION LAYER) that has a built-in electric field pointing from n to p. Students then observed forward bias (external voltage assists current across junction) and reverse bias (external voltage widens depletion layer, blocking current), noting the p-n junction acts as a DIODE — current flows easily in one direction only.</w:t>
+              <w:t xml:space="preserve">In the PhET simulation, we observed that a p-n junction allows large current in one direction (forward bias) and blocks current in the other (reverse bias), producing an asymmetric I-V curve. We also observed that as temperature increased from 200K to 400K, the built-in voltage of the junction decreased and minority carrier current increased, consistent with greater thermal generation of electron-hole pairs in the doped silicon.</w:t>
             </w:r>
           </w:p>
         </w:tc>
@@ -1192,7 +1192,7 @@
                 <w:sz w:val="18"/>
                 <w:szCs w:val="18"/>
               </w:rPr>
-              <w:t xml:space="preserve">When n-type and p-type silicon are brought into contact, diffusion of majority carriers near the junction creates a depletion layer devoid of free carriers, with a built-in potential difference (typically ~0.6–0.7 V for silicon). This built-in field opposes further diffusion until equilibrium. Under forward bias (positive terminal to p-side), the depletion layer narrows and current flows readily. Under reverse bias (positive terminal to n-side), the depletion layer widens and almost no current flows — the junction rectifies AC to DC. In a solar cell, incoming photons with energy ≥ 1.1 eV generate electron-hole pairs near the junction; the built-in field sweeps electrons to the n-side and holes to the p-side, producing a photocurrent. This is the PHOTOVOLTAIC EFFECT — the operating principle of the Kajiado solar panel.</w:t>
+              <w:t xml:space="preserve">We learned that a p-n junction forms a depletion region with a built-in electric field that acts as a directional barrier to charge flow. In forward bias, the applied voltage reduces this barrier height, allowing exponentially increasing current. In reverse bias, the barrier is increased, blocking current. Temperature erodes the built-in voltage because more thermally generated minority carriers partially neutralise the depletion region charge, reducing the internal field strength.</w:t>
             </w:r>
           </w:p>
         </w:tc>
@@ -1224,7 +1224,7 @@
                 <w:sz w:val="18"/>
                 <w:szCs w:val="18"/>
               </w:rPr>
-              <w:t xml:space="preserve">Pedagogical note — this is the mechanistic heart of the driving question. Spend extra time here. Use the analogy of the Rift Valley escarpment as a built-in 'hill': electrons roll downhill (n→p direction of field) when photons knock them free. Have students trace the path of one photon-generated electron-hole pair from creation → separation by the junction field → exit through the external circuit → recombination. This completes the circuit story. Now the DQB partial answer reads: 'The p-n junction separates photon-generated carriers using its built-in field, producing a voltage.' The afternoon power-drop tension still needs temperature resolution — deliberately leave it for Lessons 6–7.</w:t>
+              <w:t xml:space="preserve">We can now explain the anchoring phenomenon: on a hot Kajiado afternoon (35 degrees Celsius, approximately 308K), thermal energy generates additional electron-hole pairs in the p-n junctions of the solar panel, reducing the built-in depletion region voltage. This lowers the open-circuit voltage the panel can deliver, decreasing electrical power output — even though the number of photons hitting the panel is higher than on a cool morning. The semiconductor junction, not just the light intensity, determines how much power is produced.</w:t>
             </w:r>
           </w:p>
         </w:tc>
@@ -1309,7 +1309,7 @@
                 <w:sz w:val="18"/>
                 <w:szCs w:val="18"/>
               </w:rPr>
-              <w:t xml:space="preserve">Students examined three case studies: (1) Kajiado solar farm data showing panel efficiency vs. panel temperature, confirming ~0.4–0.5 % efficiency loss per °C rise above 25 °C. (2) A simplified cross-section of a MOSFET transistor (the building block of microchips in M-Pesa handsets) showing how a gate voltage controls a conducting channel between doped regions. (3) Data on superconducting magnets used in MRI machines at Kenyatta National Hospital, where resistance drops to exactly zero below a critical temperature — the extreme opposite of the semiconductor temperature trend.</w:t>
+              <w:t xml:space="preserve">We analysed three pieces of evidence: (1) a power-vs-temperature graph for a silicon solar panel in Lodwar showing power output falling as panel temperature rises from 15 °C to 45 °C; (2) a diagram of a p-n junction transistor switch inside a mobile processor showing how doping creates one-way electron flow that enables digital logic in M-PESA handsets; (3) a resistance-vs-temperature graph for a superconducting niobium-titanium alloy showing resistance dropping sharply to zero at ~9 K, as used in MRI magnets at Kenyatta National Hospital.</w:t>
             </w:r>
           </w:p>
         </w:tc>
@@ -1341,7 +1341,7 @@
                 <w:sz w:val="18"/>
                 <w:szCs w:val="18"/>
               </w:rPr>
-              <w:t xml:space="preserve">The same family of semiconductor properties — band gaps, doping, p-n junctions, and temperature-dependent carrier behaviour — underpins three transformative technologies: (1) SOLAR CELLS: photovoltaic effect at the p-n junction converts sunlight to electricity; efficiency decreases at high temperatures because increased thermal carrier generation raises recombination rates and reduces the open-circuit voltage (V_OC). This is why the Kajiado panel loses power in the hot afternoon — the junction voltage shrinks. (2) TRANSISTORS (microchips): doped regions controlled by electric fields switch and amplify signals; billions fit on one chip. (3) SUPERCONDUCTORS: certain materials below their critical temperature have zero resistivity — band theory breaks down and a quantum phenomenon (Cooper pairs) takes over. KNH's MRI magnet uses liquid-helium-cooled niobium-titanium wire.</w:t>
+              <w:t xml:space="preserve">We learned that the same family of semiconductor properties — band gaps, doping, p-n junctions, and temperature-dependent carrier behaviour — underpins three completely different Kenyan technologies. In solar panels, photons excite electrons across the band gap and the p-n junction drives them in one direction as useful current, but higher temperatures increase lattice vibrations that scatter carriers and reduce efficiency. In microchips, doped p-n junctions act as transistor switches that process digital signals at microscopic scales. In superconducting MRI magnets, cooling a metal alloy to near absolute zero collapses electrical resistance to exactly zero, enabling the powerful stable magnetic fields needed for medical imaging.</w:t>
             </w:r>
           </w:p>
         </w:tc>
@@ -1373,7 +1373,7 @@
                 <w:sz w:val="18"/>
                 <w:szCs w:val="18"/>
               </w:rPr>
-              <w:t xml:space="preserve">Pedagogical note — this lesson builds scientific literacy and 21st-century skills (connection to real Kenyan infrastructure). Emphasise that the Kajiado power-drop is NOT because the panel 'gets tired' or because clouds appear — it is a fundamental semiconductor physics effect. The key equation for teachers to reference: P_max decreases because V_OC ≈ (kT/q) × ln(I_L/I_0) — as T rises, the logarithmic term changes, and increased dark current I_0 (from thermally generated carriers) reduces V_OC. Students do NOT need the equation; they need the qualitative chain: higher T → more thermal e-h pairs in bulk → higher recombination rate → lower junction voltage → lower power output. Assign the M-Pesa transistor case as a group discussion: 'How is the transistor in your phone related to the silicon in the Kajiado panel?' Cold-call 3 groups for one-sentence answers.</w:t>
+              <w:t xml:space="preserve">We can now give a more complete answer to the driving question: the Kajiado solar panel produces less power on a hot afternoon because rising temperature increases lattice vibrations in the silicon crystal, which scatter charge carriers more frequently, reducing their mobility and therefore the current the p-n junction can deliver. Silicon is special because its band gap is neither too large (like an insulator) nor too small (like a metal) — it can be precisely engineered through doping to create junctions that convert light into directed electron flow. This understanding, developed by semiconductor physicists, now powers rural schools in Turkana, enables financial inclusion through M-PESA, and supports life-saving medical diagnosis at KNH.</w:t>
             </w:r>
           </w:p>
         </w:tc>
@@ -1458,7 +1458,7 @@
                 <w:sz w:val="18"/>
                 <w:szCs w:val="18"/>
               </w:rPr>
-              <w:t xml:space="preserve">Students revisited all evidence accumulated across Lessons 1–6: the original Kajiado morning-vs-afternoon power data, the conductivity sorting results, the band diagrams, doping models, p-n junction diagrams, and the case study efficiency-vs-temperature graph. They also reviewed their own DQB entries to confirm which questions had been answered and which (if any) remain open. As a culminating task, each student or group constructed a final annotated model tracing the journey of sunlight → electron-hole pair generation → junction separation → external current → power output, with arrows and labels explaining where and why temperature reduces output.</w:t>
+              <w:t xml:space="preserve">We observed that the class posters, summary tables, and video evidence from Lessons 1–6 — including the energy band diagrams, doping demonstrations, p-n junction models, and temperature-vs-efficiency data — all pointed to the same explanation. We also observed that our Lesson 1 models were incomplete: most of us thought 'more heat = more electricity,' but the evidence showed the opposite for semiconductors.</w:t>
             </w:r>
           </w:p>
         </w:tc>
@@ -1490,7 +1490,7 @@
                 <w:sz w:val="18"/>
                 <w:szCs w:val="18"/>
               </w:rPr>
-              <w:t xml:space="preserve">Silicon is a semiconductor because its band gap (~1.1 eV) is small enough for electrons to jump from the valence band to the conduction band when excited by thermal energy or photons, yet large enough that it is not a conductor at room temperature. Doping silicon with phosphorus (n-type) or boron (p-type) controls its conductivity by orders of magnitude. A p-n junction between n-type and p-type silicon creates a built-in electric field that separates photon-generated electron-hole pairs, producing a photovoltaic current — this is how the Kajiado solar panel generates electricity. In the hot afternoon (~38 °C vs. 18 °C morning), increased thermal energy generates extra electron-hole pairs in the bulk silicon that recombine before reaching the junction, raises the dark saturation current, and reduces the junction's built-in voltage (V_OC). The net effect is lower maximum power output even under bright sunlight. The Kajiado puzzle is fully resolved: more heat does not help — it undermines the very voltage that drives the current out.</w:t>
+              <w:t xml:space="preserve">We learned that silicon is a semiconductor because its band gap is small enough for electrons to jump from the valence band to the conduction band when given energy (light or heat), but large enough to block flow in darkness. Doping silicon with phosphorus (n-type) or boron (p-type) creates a p-n junction that drives electrons in one direction when light strikes — producing a current. At higher temperatures (like 35°C on a Kajiado afternoon), increased lattice vibrations cause more electron-hole recombination before electrons can do useful work, which reduces the panel's power output. On a cooler morning (18°C), recombination is lower and efficiency is higher — explaining the farmer's observation. Semiconductor technology has transformed modern life in Kenya: M-KOPA solar home systems, Safaricom mobile network chips, and KPLC smart meters all rely on the same physics we studied.</w:t>
             </w:r>
           </w:p>
         </w:tc>
@@ -1522,7 +1522,7 @@
                 <w:sz w:val="18"/>
                 <w:szCs w:val="18"/>
               </w:rPr>
-              <w:t xml:space="preserve">Pedagogical note — the final lesson must explicitly close every thread opened in Lesson 1. Use a structured 'claim–evidence–reasoning' (CER) framework: each student writes one claim ('The afternoon power drop happens because…'), cites at least two pieces of evidence from the lessons, and gives one reasoning sentence linking evidence to claim. Collect as a formative assessment. Also prompt metacognitive reflection: 'Which part of this explanation surprised you most?' and 'What new questions do you now have about electronics?' These new questions can seed Sub-Strand 3.4. Key teacher move: validate that the driving question has TWO parts — (1) why less power in the afternoon (resolved by temperature effect on V_OC) and (2) what makes silicon special (resolved by band gap + doping + p-n junction). Both must appear in the final model. Award marks for models that show the morning vs. afternoon comparison explicitly.</w:t>
+              <w:t xml:space="preserve">We can now fully explain the anchoring phenomenon: The Kajiado solar panel produces less power in the hot afternoon not because there is less light, but because the higher temperature (35°C) increases lattice vibrations in the silicon crystal, raising the rate of electron-hole recombination in the p-n junction and reducing the number of electrons that complete the external circuit as useful current. On the cooler morning (18°C), recombination is lower, more photon-excited electrons cross the junction and flow through the circuit, and efficiency is higher. Silicon works as a solar panel material precisely because it is a semiconductor — its intermediate band gap allows light to excite electrons across the gap, while its p-n junction (created by doping) ensures those electrons flow in one direction as electricity. This is something neither a pure conductor (copper) nor a pure insulator (rubber) can do.</w:t>
             </w:r>
           </w:p>
         </w:tc>
@@ -1646,7 +1646,7 @@
         </w:rPr>
         <w:t xml:space="preserve">© 2026 SeaVuria and ARES. This work is licensed under a </w:t>
       </w:r>
-      <w:hyperlink w:history="1" r:id="rIddfk7f0hbaxicrloghdyiy">
+      <w:hyperlink w:history="1" r:id="rIdixc210atakauwacl0j0kf">
         <w:r>
           <w:rPr>
             <w:rFonts w:ascii="Arial" w:cs="Arial" w:eastAsia="Arial" w:hAnsi="Arial"/>
@@ -1666,7 +1666,7 @@
         </w:rPr>
         <w:t xml:space="preserve"> (</w:t>
       </w:r>
-      <w:hyperlink w:history="1" r:id="rIdzge_syluyv6lhischncx2">
+      <w:hyperlink w:history="1" r:id="rIdw7p_3rtbqsfrjw8y-w0ev">
         <w:r>
           <w:rPr>
             <w:rFonts w:ascii="Arial" w:cs="Arial" w:eastAsia="Arial" w:hAnsi="Arial"/>
@@ -1686,7 +1686,7 @@
         </w:rPr>
         <w:t xml:space="preserve">). To view a copy of this license, visit </w:t>
       </w:r>
-      <w:hyperlink w:history="1" r:id="rIdcbyb3-wetq7f4vdopes2u">
+      <w:hyperlink w:history="1" r:id="rIdqsvkr6srj7jetseueq96j">
         <w:r>
           <w:rPr>
             <w:rFonts w:ascii="Arial" w:cs="Arial" w:eastAsia="Arial" w:hAnsi="Arial"/>

--- a/data/outputs/v2/Physics/SS3.3_Introduction_to_Electronics/Physics_Introduction_to_Electronics_SummaryTable.docx
+++ b/data/outputs/v2/Physics/SS3.3_Introduction_to_Electronics/Physics_Introduction_to_Electronics_SummaryTable.docx
@@ -1646,7 +1646,7 @@
         </w:rPr>
         <w:t xml:space="preserve">© 2026 SeaVuria and ARES. This work is licensed under a </w:t>
       </w:r>
-      <w:hyperlink w:history="1" r:id="rIdixc210atakauwacl0j0kf">
+      <w:hyperlink w:history="1" r:id="rIdvrjyul5b_fraawlgiqcm5">
         <w:r>
           <w:rPr>
             <w:rFonts w:ascii="Arial" w:cs="Arial" w:eastAsia="Arial" w:hAnsi="Arial"/>
@@ -1666,7 +1666,7 @@
         </w:rPr>
         <w:t xml:space="preserve"> (</w:t>
       </w:r>
-      <w:hyperlink w:history="1" r:id="rIdw7p_3rtbqsfrjw8y-w0ev">
+      <w:hyperlink w:history="1" r:id="rIdopivgirxtjpxwnrsqgxiv">
         <w:r>
           <w:rPr>
             <w:rFonts w:ascii="Arial" w:cs="Arial" w:eastAsia="Arial" w:hAnsi="Arial"/>
@@ -1686,7 +1686,7 @@
         </w:rPr>
         <w:t xml:space="preserve">). To view a copy of this license, visit </w:t>
       </w:r>
-      <w:hyperlink w:history="1" r:id="rIdqsvkr6srj7jetseueq96j">
+      <w:hyperlink w:history="1" r:id="rId4loyrz5mgv8qjhtg-92ls">
         <w:r>
           <w:rPr>
             <w:rFonts w:ascii="Arial" w:cs="Arial" w:eastAsia="Arial" w:hAnsi="Arial"/>

--- a/data/outputs/v2/Physics/SS3.3_Introduction_to_Electronics/Physics_Introduction_to_Electronics_SummaryTable.docx
+++ b/data/outputs/v2/Physics/SS3.3_Introduction_to_Electronics/Physics_Introduction_to_Electronics_SummaryTable.docx
@@ -1646,7 +1646,7 @@
         </w:rPr>
         <w:t xml:space="preserve">© 2026 SeaVuria and ARES. This work is licensed under a </w:t>
       </w:r>
-      <w:hyperlink w:history="1" r:id="rIdvrjyul5b_fraawlgiqcm5">
+      <w:hyperlink w:history="1" r:id="rId0y7cdjzym3emec-cgwtt9">
         <w:r>
           <w:rPr>
             <w:rFonts w:ascii="Arial" w:cs="Arial" w:eastAsia="Arial" w:hAnsi="Arial"/>
@@ -1666,7 +1666,7 @@
         </w:rPr>
         <w:t xml:space="preserve"> (</w:t>
       </w:r>
-      <w:hyperlink w:history="1" r:id="rIdopivgirxtjpxwnrsqgxiv">
+      <w:hyperlink w:history="1" r:id="rId4tn8yrflm5r49rggsa2ys">
         <w:r>
           <w:rPr>
             <w:rFonts w:ascii="Arial" w:cs="Arial" w:eastAsia="Arial" w:hAnsi="Arial"/>
@@ -1686,7 +1686,7 @@
         </w:rPr>
         <w:t xml:space="preserve">). To view a copy of this license, visit </w:t>
       </w:r>
-      <w:hyperlink w:history="1" r:id="rId4loyrz5mgv8qjhtg-92ls">
+      <w:hyperlink w:history="1" r:id="rIdihsjv8xku3sxwh71rf6pe">
         <w:r>
           <w:rPr>
             <w:rFonts w:ascii="Arial" w:cs="Arial" w:eastAsia="Arial" w:hAnsi="Arial"/>

--- a/data/outputs/v2/Physics/SS3.3_Introduction_to_Electronics/Physics_Introduction_to_Electronics_SummaryTable.docx
+++ b/data/outputs/v2/Physics/SS3.3_Introduction_to_Electronics/Physics_Introduction_to_Electronics_SummaryTable.docx
@@ -1646,7 +1646,7 @@
         </w:rPr>
         <w:t xml:space="preserve">© 2026 SeaVuria and ARES. This work is licensed under a </w:t>
       </w:r>
-      <w:hyperlink w:history="1" r:id="rId0y7cdjzym3emec-cgwtt9">
+      <w:hyperlink w:history="1" r:id="rIdlccact-myz7brqdvvpeg0">
         <w:r>
           <w:rPr>
             <w:rFonts w:ascii="Arial" w:cs="Arial" w:eastAsia="Arial" w:hAnsi="Arial"/>
@@ -1666,7 +1666,7 @@
         </w:rPr>
         <w:t xml:space="preserve"> (</w:t>
       </w:r>
-      <w:hyperlink w:history="1" r:id="rId4tn8yrflm5r49rggsa2ys">
+      <w:hyperlink w:history="1" r:id="rIdyfejspjocarlekntdpwsv">
         <w:r>
           <w:rPr>
             <w:rFonts w:ascii="Arial" w:cs="Arial" w:eastAsia="Arial" w:hAnsi="Arial"/>
@@ -1686,7 +1686,7 @@
         </w:rPr>
         <w:t xml:space="preserve">). To view a copy of this license, visit </w:t>
       </w:r>
-      <w:hyperlink w:history="1" r:id="rIdihsjv8xku3sxwh71rf6pe">
+      <w:hyperlink w:history="1" r:id="rIdtamr9dk6dujphjreqaua_">
         <w:r>
           <w:rPr>
             <w:rFonts w:ascii="Arial" w:cs="Arial" w:eastAsia="Arial" w:hAnsi="Arial"/>

--- a/data/outputs/v2/Physics/SS3.3_Introduction_to_Electronics/Physics_Introduction_to_Electronics_SummaryTable.docx
+++ b/data/outputs/v2/Physics/SS3.3_Introduction_to_Electronics/Physics_Introduction_to_Electronics_SummaryTable.docx
@@ -227,7 +227,7 @@
                 <w:sz w:val="18"/>
                 <w:szCs w:val="18"/>
               </w:rPr>
-              <w:t xml:space="preserve">DRIVING QUESTION: Why does a silicon solar panel on a Kajiado farm produce less power in the hot afternoon sun than on a cool morning — and what is so special about silicon that it can act as both a conductor and an insulator depending on the conditions?</w:t>
+              <w:t xml:space="preserve">DRIVING QUESTION: Why do some materials conduct electricity while others do not, and how does this affect the safety and efficiency of household wiring and of devices such as solar panels, computers and MRI machines?</w:t>
             </w:r>
           </w:p>
         </w:tc>
@@ -532,7 +532,7 @@
                 <w:sz w:val="18"/>
                 <w:szCs w:val="18"/>
               </w:rPr>
-              <w:t xml:space="preserve">The Solar Panel Puzzle — Encountering the Phenomenon &amp; Sorting Materials</w:t>
+              <w:t xml:space="preserve">Which Materials Light the Bulb? Launching the Phenomenon</w:t>
             </w:r>
           </w:p>
         </w:tc>
@@ -564,7 +564,7 @@
                 <w:sz w:val="18"/>
                 <w:szCs w:val="18"/>
               </w:rPr>
-              <w:t xml:space="preserve">Using a 1.5 V conductivity-testing circuit, we tested copper wire, plastic sufuria handle, graphite pencil lead, steel nail, rubber eraser, and a silicon chip. The LED was fully bright for copper and steel (conductors), fully off for plastic and rubber (insulators), and glowed DIMLY for graphite and silicon. This means silicon and graphite are neither full conductors nor full insulators.</w:t>
+              <w:t xml:space="preserve">We tested copper wire, glass, dry wood, plastic and a silicon diode in a 3 V circuit with a torch bulb. The bulb was bright with copper, and off with glass, dry wood and plastic. With the diode connected forward (forward-biased) the bulb lit, and with it reversed (reverse-biased) the bulb was off. So 1 of 4 ordinary materials conducts, and the diode conducts in one direction only.</w:t>
             </w:r>
           </w:p>
         </w:tc>
@@ -596,7 +596,7 @@
                 <w:sz w:val="18"/>
                 <w:szCs w:val="18"/>
               </w:rPr>
-              <w:t xml:space="preserve">Materials that conduct electricity partially — with conductivity between conductors and insulators — are called SEMICONDUCTORS. Silicon is a semiconductor. Its conductivity can change depending on conditions such as temperature and light. This is why the solar panel on Mama Akinyi's farm in Kajiado behaves differently in the morning (18 °C) versus the afternoon (35 °C).</w:t>
+              <w:t xml:space="preserve">Materials differ in whether they let current flow: copper is a conductor, while glass, wood and plastic are insulators that let almost no current through, which is why Mr Otieno can safely hold plastic-covered copper cable. The diode is different from both groups because it depends on direction.</w:t>
             </w:r>
           </w:p>
         </w:tc>
@@ -628,7 +628,7 @@
                 <w:sz w:val="18"/>
                 <w:szCs w:val="18"/>
               </w:rPr>
-              <w:t xml:space="preserve">We cannot yet fully explain WHY silicon's conductivity changes with temperature, or why this makes the solar panel less efficient when it is hotter. To explain this, we need a new model of how electrons are arranged inside solid materials — the energy band model. This will be our focus in Lesson 2.</w:t>
+              <w:t xml:space="preserve">We cannot yet explain why copper lets current flow and plastic does not, even though both are made of atoms with electrons, or why the diode works one way only. Our first class model shows electrons in each material, but it cannot explain these differences yet. Our DQB questions will guide what we investigate next.</w:t>
             </w:r>
           </w:p>
         </w:tc>
@@ -681,7 +681,7 @@
                 <w:sz w:val="18"/>
                 <w:szCs w:val="18"/>
               </w:rPr>
-              <w:t xml:space="preserve">Energy Bands and the In-Between World of Silicon</w:t>
+              <w:t xml:space="preserve">Classifying Conductors, Insulators and Semiconductors</w:t>
             </w:r>
           </w:p>
         </w:tc>
@@ -713,7 +713,7 @@
                 <w:sz w:val="18"/>
                 <w:szCs w:val="18"/>
               </w:rPr>
-              <w:t xml:space="preserve">In our circuit tests from Lesson 1, silicon allowed only a faint flicker of current — less than copper but more than plastic. Today we looked at the band diagram for silicon and saw that its band gap is small but not zero — about 1.1 eV. A few electrons can jump across when they receive energy from light or heat.</w:t>
+              <w:t xml:space="preserve">We re-ran the test circuit (3 V, bulb): copper bright; glass, dry wood and plastic off; silicon diode lit forward and off in reverse. The resistivity card showed copper about 1.7 x 10^-8 ohm metre, germanium 0.46, silicon 2.3 x 10^3, dry wood about 10^8 to 10^11, glass about 10^10 to 10^14 and PVC about 10^13 or more. Silicon is about 1.4 x 10^11 times more resistive than copper.</w:t>
             </w:r>
           </w:p>
         </w:tc>
@@ -745,7 +745,7 @@
                 <w:sz w:val="18"/>
                 <w:szCs w:val="18"/>
               </w:rPr>
-              <w:t xml:space="preserve">All solid materials have a valence band (where electrons are normally held) and a conduction band (where electrons can move freely). The size of the band gap determines conductivity. Metals have overlapping bands — no gap. Insulators have a very large gap. Semiconductors like silicon have a small gap, matched to the energy of visible light photons, which is why a solar panel made of silicon can convert sunlight into electricity.</w:t>
+              <w:t xml:space="preserve">Materials can be classified by resistivity: conductors (copper) have very low resistivity; semiconductors (germanium and silicon) are in between; insulators (wood, glass, PVC) have very high resistivity and allow almost no current. Conductivity is 1/rho. Household wiring uses copper for efficient current flow and PVC to keep current inside the wire so people can handle cables safely.</w:t>
             </w:r>
           </w:p>
         </w:tc>
@@ -777,7 +777,7 @@
                 <w:sz w:val="18"/>
                 <w:szCs w:val="18"/>
               </w:rPr>
-              <w:t xml:space="preserve">We can now explain why silicon conducts electricity at all: sunlight provides enough energy to push electrons across the small silicon band gap into the conduction band, where they can flow as electric current. This is the first layer of the Kajiado solar panel explanation. We cannot yet explain why high afternoon temperatures reduce power output — that puzzle will be investigated in Lesson 3 using the idea of electron-hole pairs in pure silicon.</w:t>
+              <w:t xml:space="preserve">We can explain why Mr Otieno uses copper cable covered in PVC for a Nairobi house at 240 V: copper's low resistivity carries current efficiently and PVC's very high resistivity almost stops current reaching a person. We cannot yet explain WHY the resistivities differ so much or why silicon conducts a little, which we will investigate next.</w:t>
             </w:r>
           </w:p>
         </w:tc>
@@ -830,7 +830,7 @@
                 <w:sz w:val="18"/>
                 <w:szCs w:val="18"/>
               </w:rPr>
-              <w:t xml:space="preserve">Intrinsic Semiconductors — The Energy Band Model and Silicon's Dual Identity</w:t>
+              <w:t xml:space="preserve">Intrinsic Semiconductors: Silicon and Germanium</w:t>
             </w:r>
           </w:p>
         </w:tc>
@@ -862,7 +862,7 @@
                 <w:sz w:val="18"/>
                 <w:szCs w:val="18"/>
               </w:rPr>
-              <w:t xml:space="preserve">Learners analysed a temperature-vs-power graph for a silicon solar panel (based on the Kajiado farm phenomenon), observed that power output drops as temperature rises from 18 °C to 35 °C, and noted from a band-gap data table that silicon occupies an intermediate energy gap (~1.12 eV) between conductors (0 eV) and insulators (~8 eV).</w:t>
+              <w:t xml:space="preserve">We observed that the silicon diode (1N4007) forward-connected lit the 3 V bulb, as in Lesson 1, and that the data show silicon (rho about 2.3 x 10^3 ohm metre) and germanium (about 0.46 ohm metre) are far more resistive than copper (1.7 x 10^-8 ohm metre) but far less than glass. The temperature dataset showed the resistivity of pure silicon falling as it was warmed, while copper's resistance rose slightly.</w:t>
             </w:r>
           </w:p>
         </w:tc>
@@ -894,7 +894,7 @@
                 <w:sz w:val="18"/>
                 <w:szCs w:val="18"/>
               </w:rPr>
-              <w:t xml:space="preserve">Learners learned that solids can be classified by their energy band structure: conductors have overlapping or partially filled bands with no gap; insulators have a large band gap that electrons cannot cross at room temperature; intrinsic semiconductors like silicon have a moderate band gap (~1.12 eV) that allows a small number of electrons to be thermally promoted to the conduction band, creating electron-hole pairs. Increasing temperature increases carrier density but decreases carrier mobility due to lattice vibrations, causing a net drop in open-circuit voltage and panel power output.</w:t>
+              <w:t xml:space="preserve">We learned that pure (intrinsic) silicon and germanium have a small energy gap (1.1 eV and 0.67 eV), so at room temperature a few electrons gain enough energy to become free electrons, each leaving a hole to make an electron-hole pair. Germanium, with the smaller gap, conducts more than silicon. Warming creates more pairs so conductivity rises.</w:t>
             </w:r>
           </w:p>
         </w:tc>
@@ -926,7 +926,7 @@
                 <w:sz w:val="18"/>
                 <w:szCs w:val="18"/>
               </w:rPr>
-              <w:t xml:space="preserve">Using the energy band model, learners can now partially explain the anchoring phenomenon: the Kajiado solar panel produces less power on a hot afternoon (35 °C) than on a cool morning (18 °C) because, although higher temperature promotes more electrons across silicon's band gap, it simultaneously increases lattice vibrations that scatter charge carriers, reducing their mobility and lowering the panel's output voltage more than the slight current increase can compensate. Silicon's band gap of 1.12 eV gives it its semiconductor identity — it is neither a free conductor like the copper in Nairobi's power lines nor an insulator like the rubber coating those lines.</w:t>
+              <w:t xml:space="preserve">We explained that silicon conducts a little because its small gap lets a few electrons cross, unlike glass, wood and PVC with a gap above about 5 eV that allow almost no free electrons, and unlike copper, where the bands overlap. This helps explain why semiconductors sit between copper wire and its plastic cover in Mr Otieno's Nairobi house, and raises the question of how to control their conduction, which we will investigate next.</w:t>
             </w:r>
           </w:p>
         </w:tc>
@@ -979,7 +979,7 @@
                 <w:sz w:val="18"/>
                 <w:szCs w:val="18"/>
               </w:rPr>
-              <w:t xml:space="preserve">Doping Silicon: How Impurities Turn a Crystal into a Switch</w:t>
+              <w:t xml:space="preserve">Doping: Making n-type and p-type Semiconductors</w:t>
             </w:r>
           </w:p>
         </w:tc>
@@ -1011,7 +1011,7 @@
                 <w:sz w:val="18"/>
                 <w:szCs w:val="18"/>
               </w:rPr>
-              <w:t xml:space="preserve">Colour-annotated silicon lattice diagrams showing phosphorus (donor) atoms with a free red-dot electron and boron (acceptor) atoms with a blue-circle hole; a plotted graph showing that resistivity decreases as doping concentration increases in phosphorus-doped silicon.</w:t>
+              <w:t xml:space="preserve">We re-tested the 1N4007 diode: the bulb lit when it was forward-connected (forward-biased) and stayed off when it was reverse-connected (reverse-biased). Using counters, we saw that replacing one silicon atom with phosphorus (5 outer electrons) leaves an extra free electron, and replacing one with boron (3 outer electrons) leaves a hole. The data card showed that doping about 1 atom in 10^7 to 10^8 raises the conductivity of silicon by a factor of many thousands.</w:t>
             </w:r>
           </w:p>
         </w:tc>
@@ -1043,7 +1043,7 @@
                 <w:sz w:val="18"/>
                 <w:szCs w:val="18"/>
               </w:rPr>
-              <w:t xml:space="preserve">Doping is the deliberate addition of impurity atoms to pure silicon to control its conductivity. Phosphorus (Group V) donates a free electron, creating n-type silicon where electrons are the majority charge carriers. Boron (Group III) creates a hole (missing electron), producing p-type silicon where holes are the majority charge carriers. The higher the doping concentration, the lower the resistivity — making doped silicon far more conductive than pure (intrinsic) silicon.</w:t>
+              <w:t xml:space="preserve">Doping makes extrinsic semiconductors from pure (intrinsic) silicon. Phosphorus gives n-type (majority carriers: electrons) and boron gives p-type (majority carriers: holes). Doped silicon is still electrically neutral overall. Doping lets us control conductivity, and joining p-type and n-type makes a p-n junction, which is the diode.</w:t>
             </w:r>
           </w:p>
         </w:tc>
@@ -1075,7 +1075,7 @@
                 <w:sz w:val="18"/>
                 <w:szCs w:val="18"/>
               </w:rPr>
-              <w:t xml:space="preserve">The silicon in the Kajiado solar panel is not pure — it is a precisely engineered combination of n-type and p-type silicon. This doping is what allows the panel to conduct electricity in a controlled direction. In Lesson 5 we will investigate what happens at the boundary between the n-type and p-type regions (the p-n junction) to explain why current flows only one way — and why high afternoon temperatures in Kajiado reduce the panel's power output.</w:t>
+              <w:t xml:space="preserve">Pure silicon conducts very poorly (resistivity about 2.3 x 10^3 ohm metre), but a tiny amount of phosphorus or boron adds free electrons or holes, so conductivity rises thousands of times in a controlled way. A p-n junction lets current pass when forward-biased (bulb lit) and blocks it when reverse-biased (bulb off), which is why doped silicon is the basis of diodes, solar panels like those at Garissa, and microchips in phones and computers.</w:t>
             </w:r>
           </w:p>
         </w:tc>
@@ -1128,7 +1128,7 @@
                 <w:sz w:val="18"/>
                 <w:szCs w:val="18"/>
               </w:rPr>
-              <w:t xml:space="preserve">PhET Semiconductor Lab: Exploring p-n Junctions, Bias, and Temperature Effects</w:t>
+              <w:t xml:space="preserve">PhET Simulation: Testing the Band Model with Digital Evidence</w:t>
             </w:r>
           </w:p>
         </w:tc>
@@ -1160,7 +1160,7 @@
                 <w:sz w:val="18"/>
                 <w:szCs w:val="18"/>
               </w:rPr>
-              <w:t xml:space="preserve">In the PhET simulation, we observed that a p-n junction allows large current in one direction (forward bias) and blocks current in the other (reverse bias), producing an asymmetric I-V curve. We also observed that as temperature increased from 200K to 400K, the built-in voltage of the junction decreased and minority carrier current increased, consistent with greater thermal generation of electron-hole pairs in the doped silicon.</w:t>
+              <w:t xml:space="preserve">What did the simulation show when we changed the energy gap (metal 0 eV, germanium 0.67 eV, silicon 1.1 eV, insulator above about 5 eV), raised the temperature of silicon, and added phosphorus or boron? Record the numbers and the number of free electrons and holes you saw.</w:t>
             </w:r>
           </w:p>
         </w:tc>
@@ -1192,7 +1192,7 @@
                 <w:sz w:val="18"/>
                 <w:szCs w:val="18"/>
               </w:rPr>
-              <w:t xml:space="preserve">We learned that a p-n junction forms a depletion region with a built-in electric field that acts as a directional barrier to charge flow. In forward bias, the applied voltage reduces this barrier height, allowing exponentially increasing current. In reverse bias, the barrier is increased, blocking current. Temperature erodes the built-in voltage because more thermally generated minority carriers partially neutralise the depletion region charge, reducing the internal field strength.</w:t>
+              <w:t xml:space="preserve">What did the simulation evidence tell us about how well our band model works? Which parts did it support, which parts did we have to change, and what are the limits of a simulation compared with the real bulb test in the Nairobi wiring circuit?</w:t>
             </w:r>
           </w:p>
         </w:tc>
@@ -1224,7 +1224,7 @@
                 <w:sz w:val="18"/>
                 <w:szCs w:val="18"/>
               </w:rPr>
-              <w:t xml:space="preserve">We can now explain the anchoring phenomenon: on a hot Kajiado afternoon (35 degrees Celsius, approximately 308K), thermal energy generates additional electron-hole pairs in the p-n junctions of the solar panel, reducing the built-in depletion region voltage. This lowers the open-circuit voltage the panel can deliver, decreasing electrical power output — even though the number of photons hitting the panel is higher than on a cool morning. The semiconductor junction, not just the light intensity, determines how much power is produced.</w:t>
+              <w:t xml:space="preserve">Using the evidence, explain why copper lights the bulb while glass, wood and plastic almost do not, why silicon sits in between and conducts more when warmer, and how phosphorus (n-type) and boron (p-type) change it. Link your answer to why Mr Otieno can safely hold PVC-covered copper cable.</w:t>
             </w:r>
           </w:p>
         </w:tc>
@@ -1277,7 +1277,7 @@
                 <w:sz w:val="18"/>
                 <w:szCs w:val="18"/>
               </w:rPr>
-              <w:t xml:space="preserve">Case Studies — Solar Panels, Microchips &amp; Superconducting Magnets: Applying Semiconductor Understanding to Kenyan Contexts</w:t>
+              <w:t xml:space="preserve">Superconductors and MRI Magnets: When Resistance Drops to Zero</w:t>
             </w:r>
           </w:p>
         </w:tc>
@@ -1309,7 +1309,7 @@
                 <w:sz w:val="18"/>
                 <w:szCs w:val="18"/>
               </w:rPr>
-              <w:t xml:space="preserve">We analysed three pieces of evidence: (1) a power-vs-temperature graph for a silicon solar panel in Lodwar showing power output falling as panel temperature rises from 15 °C to 45 °C; (2) a diagram of a p-n junction transistor switch inside a mobile processor showing how doping creates one-way electron flow that enables digital logic in M-PESA handsets; (3) a resistance-vs-temperature graph for a superconducting niobium-titanium alloy showing resistance dropping sharply to zero at ~9 K, as used in MRI magnets at Kenyatta National Hospital.</w:t>
+              <w:t xml:space="preserve">We observed that a YBCO disc at room temperature did not levitate a magnet, but cooled to 77 K (-196 C) in liquid nitrogen it made the magnet float. We compared Tc values: mercury 4.2 K, NbTi 9.2 K, YBCO about 92 K, and noted which coolant (77 K or 4.2 K) is cold enough for each.</w:t>
             </w:r>
           </w:p>
         </w:tc>
@@ -1341,7 +1341,7 @@
                 <w:sz w:val="18"/>
                 <w:szCs w:val="18"/>
               </w:rPr>
-              <w:t xml:space="preserve">We learned that the same family of semiconductor properties — band gaps, doping, p-n junctions, and temperature-dependent carrier behaviour — underpins three completely different Kenyan technologies. In solar panels, photons excite electrons across the band gap and the p-n junction drives them in one direction as useful current, but higher temperatures increase lattice vibrations that scatter carriers and reduce efficiency. In microchips, doped p-n junctions act as transistor switches that process digital signals at microscopic scales. In superconducting MRI magnets, cooling a metal alloy to near absolute zero collapses electrical resistance to exactly zero, enabling the powerful stable magnetic fields needed for medical imaging.</w:t>
+              <w:t xml:space="preserve">We learned that a superconductor has zero resistance below its critical temperature (Tc), unlike copper, which always has some resistance (1.7 x 10^-8 ohm metre at about 20 C). With zero resistance a large current flows with no energy lost as heat.</w:t>
             </w:r>
           </w:p>
         </w:tc>
@@ -1373,7 +1373,7 @@
                 <w:sz w:val="18"/>
                 <w:szCs w:val="18"/>
               </w:rPr>
-              <w:t xml:space="preserve">We can now give a more complete answer to the driving question: the Kajiado solar panel produces less power on a hot afternoon because rising temperature increases lattice vibrations in the silicon crystal, which scatter charge carriers more frequently, reducing their mobility and therefore the current the p-n junction can deliver. Silicon is special because its band gap is neither too large (like an insulator) nor too small (like a metal) — it can be precisely engineered through doping to create junctions that convert light into directed electron flow. This understanding, developed by semiconductor physicists, now powers rural schools in Turkana, enables financial inclusion through M-PESA, and supports life-saving medical diagnosis at KNH.</w:t>
+              <w:t xml:space="preserve">We explain that Dr Wekesa's MRI machine uses NbTi coils cooled to 4.2 K with liquid helium, below the Tc of 9.2 K, so the magnet carries a large current without energy loss and gives a field of about 1.5 T to 3 T. Household wiring still uses copper and PVC because room temperature is far above every Tc we studied.</w:t>
             </w:r>
           </w:p>
         </w:tc>
@@ -1426,7 +1426,7 @@
                 <w:sz w:val="18"/>
                 <w:szCs w:val="18"/>
               </w:rPr>
-              <w:t xml:space="preserve">Final Explanation: Semiconductors, Doping, and the Kajiado Solar Panel Mystery — Resolved</w:t>
+              <w:t xml:space="preserve">Case Studies and the Final Answer to the Driving Question</w:t>
             </w:r>
           </w:p>
         </w:tc>
@@ -1458,7 +1458,7 @@
                 <w:sz w:val="18"/>
                 <w:szCs w:val="18"/>
               </w:rPr>
-              <w:t xml:space="preserve">We observed that the class posters, summary tables, and video evidence from Lessons 1–6 — including the energy band diagrams, doping demonstrations, p-n junction models, and temperature-vs-efficiency data — all pointed to the same explanation. We also observed that our Lesson 1 models were incomplete: most of us thought 'more heat = more electricity,' but the evidence showed the opposite for semiconductors.</w:t>
+              <w:t xml:space="preserve">What we observed: copper lit the bulb brightly; glass, dry wood and plastic did not; the silicon diode (1N4007) lit the bulb only when forward-connected. In the Kenyan cases we saw silicon p-n junctions at work in the Garissa solar plant (50 MW) and in microchips, and an NbTi superconducting magnet cooled to 4.2 K in the Kenyatta National Hospital MRI, with a YBCO disc levitating a magnet at 77 K.</w:t>
             </w:r>
           </w:p>
         </w:tc>
@@ -1490,7 +1490,7 @@
                 <w:sz w:val="18"/>
                 <w:szCs w:val="18"/>
               </w:rPr>
-              <w:t xml:space="preserve">We learned that silicon is a semiconductor because its band gap is small enough for electrons to jump from the valence band to the conduction band when given energy (light or heat), but large enough to block flow in darkness. Doping silicon with phosphorus (n-type) or boron (p-type) creates a p-n junction that drives electrons in one direction when light strikes — producing a current. At higher temperatures (like 35°C on a Kajiado afternoon), increased lattice vibrations cause more electron-hole recombination before electrons can do useful work, which reduces the panel's power output. On a cooler morning (18°C), recombination is lower and efficiency is higher — explaining the farmer's observation. Semiconductor technology has transformed modern life in Kenya: M-KOPA solar home systems, Safaricom mobile network chips, and KPLC smart meters all rely on the same physics we studied.</w:t>
+              <w:t xml:space="preserve">What we learned: materials differ in resistivity (copper 1.7 x 10^-8 ohm metre up to PVC about 10^13 or more) and in energy gap (metals 0 eV, germanium 0.67 eV, silicon 1.1 eV, insulators above about 5 eV). Doping silicon with phosphorus (n-type) or boron (p-type) raises conductivity in a controlled way, and a p-n junction conducts one way only. Superconductors have zero resistance below their critical temperature.</w:t>
             </w:r>
           </w:p>
         </w:tc>
@@ -1522,7 +1522,7 @@
                 <w:sz w:val="18"/>
                 <w:szCs w:val="18"/>
               </w:rPr>
-              <w:t xml:space="preserve">We can now fully explain the anchoring phenomenon: The Kajiado solar panel produces less power in the hot afternoon not because there is less light, but because the higher temperature (35°C) increases lattice vibrations in the silicon crystal, raising the rate of electron-hole recombination in the p-n junction and reducing the number of electrons that complete the external circuit as useful current. On the cooler morning (18°C), recombination is lower, more photon-excited electrons cross the junction and flow through the circuit, and efficiency is higher. Silicon works as a solar panel material precisely because it is a semiconductor — its intermediate band gap allows light to excite electrons across the gap, while its p-n junction (created by doping) ensures those electrons flow in one direction as electricity. This is something neither a pure conductor (copper) nor a pure insulator (rubber) can do.</w:t>
+              <w:t xml:space="preserve">How we explained it: Copper conducts because its outer electrons are free to move (bands overlap), while glass, wood and plastic have a large gap so almost no electrons can move, making PVC a safe cover for Mr Otieno's wires. Silicon and germanium conduct a little, more when warmer, and doping with phosphorus or boron greatly raises conductivity, so p-n junctions make solar panels and microchips work. Below Tc, NbTi has zero resistance so MRI magnets carry large current without energy loss, which answers our Driving Question.</w:t>
             </w:r>
           </w:p>
         </w:tc>
@@ -1646,7 +1646,7 @@
         </w:rPr>
         <w:t xml:space="preserve">© 2026 SeaVuria and ARES. This work is licensed under a </w:t>
       </w:r>
-      <w:hyperlink w:history="1" r:id="rIdlccact-myz7brqdvvpeg0">
+      <w:hyperlink w:history="1" r:id="rIdwtkalryxan0gyv9ksnoxe">
         <w:r>
           <w:rPr>
             <w:rFonts w:ascii="Arial" w:cs="Arial" w:eastAsia="Arial" w:hAnsi="Arial"/>
@@ -1666,7 +1666,7 @@
         </w:rPr>
         <w:t xml:space="preserve"> (</w:t>
       </w:r>
-      <w:hyperlink w:history="1" r:id="rIdyfejspjocarlekntdpwsv">
+      <w:hyperlink w:history="1" r:id="rIdzofgjrm2cpzwf_t1ofzb1">
         <w:r>
           <w:rPr>
             <w:rFonts w:ascii="Arial" w:cs="Arial" w:eastAsia="Arial" w:hAnsi="Arial"/>
@@ -1686,7 +1686,7 @@
         </w:rPr>
         <w:t xml:space="preserve">). To view a copy of this license, visit </w:t>
       </w:r>
-      <w:hyperlink w:history="1" r:id="rIdtamr9dk6dujphjreqaua_">
+      <w:hyperlink w:history="1" r:id="rIdsuyxxlftigwpqry69olx3">
         <w:r>
           <w:rPr>
             <w:rFonts w:ascii="Arial" w:cs="Arial" w:eastAsia="Arial" w:hAnsi="Arial"/>

--- a/data/outputs/v2/Physics/SS3.3_Introduction_to_Electronics/Physics_Introduction_to_Electronics_SummaryTable.docx
+++ b/data/outputs/v2/Physics/SS3.3_Introduction_to_Electronics/Physics_Introduction_to_Electronics_SummaryTable.docx
@@ -4,6 +4,7 @@
   <w:body>
     <w:p>
       <w:pPr>
+        <w:keepNext w:val="false"/>
         <w:spacing w:after="30" w:before="0"/>
         <w:jc w:val="center"/>
       </w:pPr>
@@ -23,6 +24,7 @@
     </w:p>
     <w:p>
       <w:pPr>
+        <w:keepNext w:val="false"/>
         <w:spacing w:after="60" w:before="0"/>
         <w:jc w:val="center"/>
       </w:pPr>
@@ -81,6 +83,7 @@
           </w:tcPr>
           <w:p>
             <w:pPr>
+              <w:keepNext w:val="false"/>
               <w:spacing w:after="40" w:before="0"/>
               <w:jc w:val="center"/>
             </w:pPr>
@@ -115,6 +118,7 @@
           </w:tcPr>
           <w:p>
             <w:pPr>
+              <w:keepNext w:val="false"/>
               <w:spacing w:after="40" w:before="0"/>
               <w:jc w:val="left"/>
             </w:pPr>
@@ -147,6 +151,7 @@
           </w:tcPr>
           <w:p>
             <w:pPr>
+              <w:keepNext w:val="false"/>
               <w:spacing w:after="40" w:before="0"/>
               <w:jc w:val="left"/>
             </w:pPr>
@@ -181,6 +186,7 @@
           </w:tcPr>
           <w:p>
             <w:pPr>
+              <w:keepNext w:val="false"/>
               <w:spacing w:after="40" w:before="0"/>
               <w:jc w:val="left"/>
             </w:pPr>
@@ -213,6 +219,7 @@
           </w:tcPr>
           <w:p>
             <w:pPr>
+              <w:keepNext w:val="false"/>
               <w:spacing w:after="40" w:before="0"/>
               <w:jc w:val="left"/>
             </w:pPr>
@@ -273,6 +280,7 @@
           </w:tcPr>
           <w:p>
             <w:pPr>
+              <w:keepNext w:val="false"/>
               <w:spacing w:after="40" w:before="0"/>
               <w:jc w:val="center"/>
             </w:pPr>
@@ -307,6 +315,7 @@
           </w:tcPr>
           <w:p>
             <w:pPr>
+              <w:keepNext w:val="false"/>
               <w:spacing w:after="40" w:before="0"/>
               <w:jc w:val="left"/>
             </w:pPr>
@@ -369,6 +378,7 @@
           </w:tcPr>
           <w:p>
             <w:pPr>
+              <w:keepNext w:val="false"/>
               <w:spacing w:after="40" w:before="0"/>
               <w:jc w:val="left"/>
             </w:pPr>
@@ -401,6 +411,7 @@
           </w:tcPr>
           <w:p>
             <w:pPr>
+              <w:keepNext w:val="false"/>
               <w:spacing w:after="40" w:before="0"/>
               <w:jc w:val="left"/>
             </w:pPr>
@@ -433,6 +444,7 @@
           </w:tcPr>
           <w:p>
             <w:pPr>
+              <w:keepNext w:val="false"/>
               <w:spacing w:after="40" w:before="0"/>
               <w:jc w:val="left"/>
             </w:pPr>
@@ -465,6 +477,7 @@
           </w:tcPr>
           <w:p>
             <w:pPr>
+              <w:keepNext w:val="false"/>
               <w:spacing w:after="40" w:before="0"/>
               <w:jc w:val="left"/>
             </w:pPr>
@@ -499,6 +512,7 @@
           </w:tcPr>
           <w:p>
             <w:pPr>
+              <w:keepNext w:val="false"/>
               <w:spacing w:after="40" w:before="0"/>
               <w:jc w:val="left"/>
             </w:pPr>
@@ -518,6 +532,7 @@
           </w:p>
           <w:p>
             <w:pPr>
+              <w:keepNext w:val="false"/>
               <w:spacing w:after="40" w:before="0"/>
               <w:jc w:val="left"/>
             </w:pPr>
@@ -550,6 +565,7 @@
           </w:tcPr>
           <w:p>
             <w:pPr>
+              <w:keepNext w:val="false"/>
               <w:spacing w:after="40" w:before="0"/>
               <w:jc w:val="left"/>
             </w:pPr>
@@ -582,6 +598,7 @@
           </w:tcPr>
           <w:p>
             <w:pPr>
+              <w:keepNext w:val="false"/>
               <w:spacing w:after="40" w:before="0"/>
               <w:jc w:val="left"/>
             </w:pPr>
@@ -614,6 +631,7 @@
           </w:tcPr>
           <w:p>
             <w:pPr>
+              <w:keepNext w:val="false"/>
               <w:spacing w:after="40" w:before="0"/>
               <w:jc w:val="left"/>
             </w:pPr>
@@ -648,6 +666,7 @@
           </w:tcPr>
           <w:p>
             <w:pPr>
+              <w:keepNext w:val="false"/>
               <w:spacing w:after="40" w:before="0"/>
               <w:jc w:val="left"/>
             </w:pPr>
@@ -667,6 +686,7 @@
           </w:p>
           <w:p>
             <w:pPr>
+              <w:keepNext w:val="false"/>
               <w:spacing w:after="40" w:before="0"/>
               <w:jc w:val="left"/>
             </w:pPr>
@@ -699,6 +719,7 @@
           </w:tcPr>
           <w:p>
             <w:pPr>
+              <w:keepNext w:val="false"/>
               <w:spacing w:after="40" w:before="0"/>
               <w:jc w:val="left"/>
             </w:pPr>
@@ -731,6 +752,7 @@
           </w:tcPr>
           <w:p>
             <w:pPr>
+              <w:keepNext w:val="false"/>
               <w:spacing w:after="40" w:before="0"/>
               <w:jc w:val="left"/>
             </w:pPr>
@@ -763,6 +785,7 @@
           </w:tcPr>
           <w:p>
             <w:pPr>
+              <w:keepNext w:val="false"/>
               <w:spacing w:after="40" w:before="0"/>
               <w:jc w:val="left"/>
             </w:pPr>
@@ -797,6 +820,7 @@
           </w:tcPr>
           <w:p>
             <w:pPr>
+              <w:keepNext w:val="false"/>
               <w:spacing w:after="40" w:before="0"/>
               <w:jc w:val="left"/>
             </w:pPr>
@@ -816,6 +840,7 @@
           </w:p>
           <w:p>
             <w:pPr>
+              <w:keepNext w:val="false"/>
               <w:spacing w:after="40" w:before="0"/>
               <w:jc w:val="left"/>
             </w:pPr>
@@ -848,6 +873,7 @@
           </w:tcPr>
           <w:p>
             <w:pPr>
+              <w:keepNext w:val="false"/>
               <w:spacing w:after="40" w:before="0"/>
               <w:jc w:val="left"/>
             </w:pPr>
@@ -880,6 +906,7 @@
           </w:tcPr>
           <w:p>
             <w:pPr>
+              <w:keepNext w:val="false"/>
               <w:spacing w:after="40" w:before="0"/>
               <w:jc w:val="left"/>
             </w:pPr>
@@ -912,6 +939,7 @@
           </w:tcPr>
           <w:p>
             <w:pPr>
+              <w:keepNext w:val="false"/>
               <w:spacing w:after="40" w:before="0"/>
               <w:jc w:val="left"/>
             </w:pPr>
@@ -946,6 +974,7 @@
           </w:tcPr>
           <w:p>
             <w:pPr>
+              <w:keepNext w:val="false"/>
               <w:spacing w:after="40" w:before="0"/>
               <w:jc w:val="left"/>
             </w:pPr>
@@ -965,6 +994,7 @@
           </w:p>
           <w:p>
             <w:pPr>
+              <w:keepNext w:val="false"/>
               <w:spacing w:after="40" w:before="0"/>
               <w:jc w:val="left"/>
             </w:pPr>
@@ -997,6 +1027,7 @@
           </w:tcPr>
           <w:p>
             <w:pPr>
+              <w:keepNext w:val="false"/>
               <w:spacing w:after="40" w:before="0"/>
               <w:jc w:val="left"/>
             </w:pPr>
@@ -1029,6 +1060,7 @@
           </w:tcPr>
           <w:p>
             <w:pPr>
+              <w:keepNext w:val="false"/>
               <w:spacing w:after="40" w:before="0"/>
               <w:jc w:val="left"/>
             </w:pPr>
@@ -1061,6 +1093,7 @@
           </w:tcPr>
           <w:p>
             <w:pPr>
+              <w:keepNext w:val="false"/>
               <w:spacing w:after="40" w:before="0"/>
               <w:jc w:val="left"/>
             </w:pPr>
@@ -1095,6 +1128,7 @@
           </w:tcPr>
           <w:p>
             <w:pPr>
+              <w:keepNext w:val="false"/>
               <w:spacing w:after="40" w:before="0"/>
               <w:jc w:val="left"/>
             </w:pPr>
@@ -1114,6 +1148,7 @@
           </w:p>
           <w:p>
             <w:pPr>
+              <w:keepNext w:val="false"/>
               <w:spacing w:after="40" w:before="0"/>
               <w:jc w:val="left"/>
             </w:pPr>
@@ -1146,6 +1181,7 @@
           </w:tcPr>
           <w:p>
             <w:pPr>
+              <w:keepNext w:val="false"/>
               <w:spacing w:after="40" w:before="0"/>
               <w:jc w:val="left"/>
             </w:pPr>
@@ -1178,6 +1214,7 @@
           </w:tcPr>
           <w:p>
             <w:pPr>
+              <w:keepNext w:val="false"/>
               <w:spacing w:after="40" w:before="0"/>
               <w:jc w:val="left"/>
             </w:pPr>
@@ -1210,6 +1247,7 @@
           </w:tcPr>
           <w:p>
             <w:pPr>
+              <w:keepNext w:val="false"/>
               <w:spacing w:after="40" w:before="0"/>
               <w:jc w:val="left"/>
             </w:pPr>
@@ -1244,6 +1282,7 @@
           </w:tcPr>
           <w:p>
             <w:pPr>
+              <w:keepNext w:val="false"/>
               <w:spacing w:after="40" w:before="0"/>
               <w:jc w:val="left"/>
             </w:pPr>
@@ -1263,6 +1302,7 @@
           </w:p>
           <w:p>
             <w:pPr>
+              <w:keepNext w:val="false"/>
               <w:spacing w:after="40" w:before="0"/>
               <w:jc w:val="left"/>
             </w:pPr>
@@ -1295,6 +1335,7 @@
           </w:tcPr>
           <w:p>
             <w:pPr>
+              <w:keepNext w:val="false"/>
               <w:spacing w:after="40" w:before="0"/>
               <w:jc w:val="left"/>
             </w:pPr>
@@ -1327,6 +1368,7 @@
           </w:tcPr>
           <w:p>
             <w:pPr>
+              <w:keepNext w:val="false"/>
               <w:spacing w:after="40" w:before="0"/>
               <w:jc w:val="left"/>
             </w:pPr>
@@ -1359,6 +1401,7 @@
           </w:tcPr>
           <w:p>
             <w:pPr>
+              <w:keepNext w:val="false"/>
               <w:spacing w:after="40" w:before="0"/>
               <w:jc w:val="left"/>
             </w:pPr>
@@ -1393,6 +1436,7 @@
           </w:tcPr>
           <w:p>
             <w:pPr>
+              <w:keepNext w:val="false"/>
               <w:spacing w:after="40" w:before="0"/>
               <w:jc w:val="left"/>
             </w:pPr>
@@ -1412,6 +1456,7 @@
           </w:p>
           <w:p>
             <w:pPr>
+              <w:keepNext w:val="false"/>
               <w:spacing w:after="40" w:before="0"/>
               <w:jc w:val="left"/>
             </w:pPr>
@@ -1444,6 +1489,7 @@
           </w:tcPr>
           <w:p>
             <w:pPr>
+              <w:keepNext w:val="false"/>
               <w:spacing w:after="40" w:before="0"/>
               <w:jc w:val="left"/>
             </w:pPr>
@@ -1476,6 +1522,7 @@
           </w:tcPr>
           <w:p>
             <w:pPr>
+              <w:keepNext w:val="false"/>
               <w:spacing w:after="40" w:before="0"/>
               <w:jc w:val="left"/>
             </w:pPr>
@@ -1508,6 +1555,7 @@
           </w:tcPr>
           <w:p>
             <w:pPr>
+              <w:keepNext w:val="false"/>
               <w:spacing w:after="40" w:before="0"/>
               <w:jc w:val="left"/>
             </w:pPr>
@@ -1646,7 +1694,7 @@
         </w:rPr>
         <w:t xml:space="preserve">© 2026 SeaVuria and ARES. This work is licensed under a </w:t>
       </w:r>
-      <w:hyperlink w:history="1" r:id="rIdwtkalryxan0gyv9ksnoxe">
+      <w:hyperlink w:history="1" r:id="rIdgpbpg7jpw_xmh-kbgyggl">
         <w:r>
           <w:rPr>
             <w:rFonts w:ascii="Arial" w:cs="Arial" w:eastAsia="Arial" w:hAnsi="Arial"/>
@@ -1666,7 +1714,7 @@
         </w:rPr>
         <w:t xml:space="preserve"> (</w:t>
       </w:r>
-      <w:hyperlink w:history="1" r:id="rIdzofgjrm2cpzwf_t1ofzb1">
+      <w:hyperlink w:history="1" r:id="rIdavizqwq8esfnq2seimeuw">
         <w:r>
           <w:rPr>
             <w:rFonts w:ascii="Arial" w:cs="Arial" w:eastAsia="Arial" w:hAnsi="Arial"/>
@@ -1686,7 +1734,7 @@
         </w:rPr>
         <w:t xml:space="preserve">). To view a copy of this license, visit </w:t>
       </w:r>
-      <w:hyperlink w:history="1" r:id="rIdsuyxxlftigwpqry69olx3">
+      <w:hyperlink w:history="1" r:id="rIdvoown72_gl1o3sft2ofcz">
         <w:r>
           <w:rPr>
             <w:rFonts w:ascii="Arial" w:cs="Arial" w:eastAsia="Arial" w:hAnsi="Arial"/>

--- a/data/outputs/v2/Physics/SS3.3_Introduction_to_Electronics/Physics_Introduction_to_Electronics_SummaryTable.docx
+++ b/data/outputs/v2/Physics/SS3.3_Introduction_to_Electronics/Physics_Introduction_to_Electronics_SummaryTable.docx
@@ -1694,7 +1694,7 @@
         </w:rPr>
         <w:t xml:space="preserve">© 2026 SeaVuria and ARES. This work is licensed under a </w:t>
       </w:r>
-      <w:hyperlink w:history="1" r:id="rIdgpbpg7jpw_xmh-kbgyggl">
+      <w:hyperlink w:history="1" r:id="rIdermatbgxeixdh9hwr8xo-">
         <w:r>
           <w:rPr>
             <w:rFonts w:ascii="Arial" w:cs="Arial" w:eastAsia="Arial" w:hAnsi="Arial"/>
@@ -1714,7 +1714,7 @@
         </w:rPr>
         <w:t xml:space="preserve"> (</w:t>
       </w:r>
-      <w:hyperlink w:history="1" r:id="rIdavizqwq8esfnq2seimeuw">
+      <w:hyperlink w:history="1" r:id="rIdwpzfq50pvr04g48kwwbl_">
         <w:r>
           <w:rPr>
             <w:rFonts w:ascii="Arial" w:cs="Arial" w:eastAsia="Arial" w:hAnsi="Arial"/>
@@ -1734,7 +1734,7 @@
         </w:rPr>
         <w:t xml:space="preserve">). To view a copy of this license, visit </w:t>
       </w:r>
-      <w:hyperlink w:history="1" r:id="rIdvoown72_gl1o3sft2ofcz">
+      <w:hyperlink w:history="1" r:id="rIdfosnhwz9rqmwlxfyfjbbm">
         <w:r>
           <w:rPr>
             <w:rFonts w:ascii="Arial" w:cs="Arial" w:eastAsia="Arial" w:hAnsi="Arial"/>
